--- a/TFM-caso1.docx
+++ b/TFM-caso1.docx
@@ -1,6 +1,6 @@
 
 <file path=word/document.xml><?xml version="1.0" encoding="utf-8"?>
-<w:document xmlns:wpc="http://schemas.microsoft.com/office/word/2010/wordprocessingCanvas" xmlns:cx="http://schemas.microsoft.com/office/drawing/2014/chartex" xmlns:cx1="http://schemas.microsoft.com/office/drawing/2015/9/8/chartex" xmlns:cx2="http://schemas.microsoft.com/office/drawing/2015/10/21/chartex" xmlns:cx3="http://schemas.microsoft.com/office/drawing/2016/5/9/chartex" xmlns:cx4="http://schemas.microsoft.com/office/drawing/2016/5/10/chartex" xmlns:cx5="http://schemas.microsoft.com/office/drawing/2016/5/11/chartex" xmlns:cx6="http://schemas.microsoft.com/office/drawing/2016/5/12/chartex" xmlns:cx7="http://schemas.microsoft.com/office/drawing/2016/5/13/chartex" xmlns:cx8="http://schemas.microsoft.com/office/drawing/2016/5/14/chartex" xmlns:mc="http://schemas.openxmlformats.org/markup-compatibility/2006" xmlns:aink="http://schemas.microsoft.com/office/drawing/2016/ink" xmlns:am3d="http://schemas.microsoft.com/office/drawing/2017/model3d" xmlns:o="urn:schemas-microsoft-com:office:office" xmlns:oel="http://schemas.microsoft.com/office/2019/extlst" xmlns:r="http://schemas.openxmlformats.org/officeDocument/2006/relationships" xmlns:m="http://schemas.openxmlformats.org/officeDocument/2006/math" xmlns:v="urn:schemas-microsoft-com:vml" xmlns:wp14="http://schemas.microsoft.com/office/word/2010/wordprocessingDrawing" xmlns:wp="http://schemas.openxmlformats.org/drawingml/2006/wordprocessingDrawing" xmlns:w10="urn:schemas-microsoft-com:office:word" xmlns:w="http://schemas.openxmlformats.org/wordprocessingml/2006/main" xmlns:w14="http://schemas.microsoft.com/office/word/2010/wordml" xmlns:w15="http://schemas.microsoft.com/office/word/2012/wordml" xmlns:w16cei="http://schemas.microsoft.com/office/word/2026/wordml/cei" xmlns:w16cex="http://schemas.microsoft.com/office/word/2018/wordml/cex" xmlns:w16cid="http://schemas.microsoft.com/office/word/2016/wordml/cid" xmlns:w16="http://schemas.microsoft.com/office/word/2018/wordml" xmlns:w16du="http://schemas.microsoft.com/office/word/2023/wordml/word16du" xmlns:w16sdtdh="http://schemas.microsoft.com/office/word/2020/wordml/sdtdatahash" xmlns:w16sdtfl="http://schemas.microsoft.com/office/word/2024/wordml/sdtformatlock" xmlns:w16se="http://schemas.microsoft.com/office/word/2015/wordml/symex" xmlns:wpg="http://schemas.microsoft.com/office/word/2010/wordprocessingGroup" xmlns:wpi="http://schemas.microsoft.com/office/word/2010/wordprocessingInk" xmlns:wne="http://schemas.microsoft.com/office/word/2006/wordml" xmlns:wps="http://schemas.microsoft.com/office/word/2010/wordprocessingShape" mc:Ignorable="w14 w15 w16se w16cid w16 w16cex w16sdtdh w16sdtfl w16du wp14">
+<w:document xmlns:wpc="http://schemas.microsoft.com/office/word/2010/wordprocessingCanvas" xmlns:cx="http://schemas.microsoft.com/office/drawing/2014/chartex" xmlns:cx1="http://schemas.microsoft.com/office/drawing/2015/9/8/chartex" xmlns:cx2="http://schemas.microsoft.com/office/drawing/2015/10/21/chartex" xmlns:cx3="http://schemas.microsoft.com/office/drawing/2016/5/9/chartex" xmlns:cx4="http://schemas.microsoft.com/office/drawing/2016/5/10/chartex" xmlns:cx5="http://schemas.microsoft.com/office/drawing/2016/5/11/chartex" xmlns:cx6="http://schemas.microsoft.com/office/drawing/2016/5/12/chartex" xmlns:cx7="http://schemas.microsoft.com/office/drawing/2016/5/13/chartex" xmlns:cx8="http://schemas.microsoft.com/office/drawing/2016/5/14/chartex" xmlns:mc="http://schemas.openxmlformats.org/markup-compatibility/2006" xmlns:aink="http://schemas.microsoft.com/office/drawing/2016/ink" xmlns:am3d="http://schemas.microsoft.com/office/drawing/2017/model3d" xmlns:o="urn:schemas-microsoft-com:office:office" xmlns:oel="http://schemas.microsoft.com/office/2019/extlst" xmlns:r="http://schemas.openxmlformats.org/officeDocument/2006/relationships" xmlns:m="http://schemas.openxmlformats.org/officeDocument/2006/math" xmlns:v="urn:schemas-microsoft-com:vml" xmlns:wp14="http://schemas.microsoft.com/office/word/2010/wordprocessingDrawing" xmlns:wp="http://schemas.openxmlformats.org/drawingml/2006/wordprocessingDrawing" xmlns:w10="urn:schemas-microsoft-com:office:word" xmlns:w="http://schemas.openxmlformats.org/wordprocessingml/2006/main" xmlns:w14="http://schemas.microsoft.com/office/word/2010/wordml" xmlns:w15="http://schemas.microsoft.com/office/word/2012/wordml" xmlns:w16cex="http://schemas.microsoft.com/office/word/2018/wordml/cex" xmlns:w16cid="http://schemas.microsoft.com/office/word/2016/wordml/cid" xmlns:w16="http://schemas.microsoft.com/office/word/2018/wordml" xmlns:w16du="http://schemas.microsoft.com/office/word/2023/wordml/word16du" xmlns:w16sdtdh="http://schemas.microsoft.com/office/word/2020/wordml/sdtdatahash" xmlns:w16sdtfl="http://schemas.microsoft.com/office/word/2024/wordml/sdtformatlock" xmlns:w16se="http://schemas.microsoft.com/office/word/2015/wordml/symex" xmlns:wpg="http://schemas.microsoft.com/office/word/2010/wordprocessingGroup" xmlns:wpi="http://schemas.microsoft.com/office/word/2010/wordprocessingInk" xmlns:wne="http://schemas.microsoft.com/office/word/2006/wordml" xmlns:wps="http://schemas.microsoft.com/office/word/2010/wordprocessingShape" mc:Ignorable="w14 w15 w16se w16cid w16 w16cex w16sdtdh w16sdtfl w16du wp14">
   <w:body>
     <w:p>
       <w:pPr>
@@ -144,7 +144,7 @@
           <w:noProof/>
         </w:rPr>
         <w:drawing>
-          <wp:inline distT="0" distB="0" distL="0" distR="0" wp14:anchorId="4C133E07" wp14:editId="33F8D77D">
+          <wp:inline distT="0" distB="0" distL="0" distR="0" wp14:anchorId="4D6D0885" wp14:editId="6AECA896">
             <wp:extent cx="1701940" cy="2520000"/>
             <wp:effectExtent l="0" t="0" r="0" b="0"/>
             <wp:docPr id="915094796" name="Imagen 1"/>
@@ -573,19 +573,7 @@
         <w:rPr>
           <w:rFonts w:cstheme="minorHAnsi"/>
         </w:rPr>
-        <w:t>En este punto dejo de perseguir una distribución uniforme</w:t>
-      </w:r>
-      <w:r>
-        <w:rPr>
-          <w:rFonts w:cstheme="minorHAnsi"/>
-        </w:rPr>
-        <w:t xml:space="preserve"> </w:t>
-      </w:r>
-      <w:r>
-        <w:rPr>
-          <w:rFonts w:cstheme="minorHAnsi"/>
-        </w:rPr>
-        <w:t>en el sentido geométrico estricto. Tampoco quiero imponer una rejilla artificial de monedas. Lo que busco es que las distintas zonas navegables tengan acceso razonable a alguna moneda, sin forzar que todas queden a la misma distancia.</w:t>
+        <w:t>En este punto dejo de perseguir una distribución uniforme en el sentido geométrico estricto. Tampoco quiero imponer una rejilla artificial de monedas. Lo que busco es que las distintas zonas navegables tengan acceso razonable a alguna moneda, sin forzar que todas queden a la misma distancia.</w:t>
       </w:r>
     </w:p>
     <w:p>
@@ -1229,19 +1217,7 @@
         <w:rPr>
           <w:rFonts w:cstheme="minorHAnsi"/>
         </w:rPr>
-        <w:t>A partir de aquí fijo el problema como p-median. Interpreto cada moneda como un centro</w:t>
-      </w:r>
-      <w:r>
-        <w:rPr>
-          <w:rFonts w:cstheme="minorHAnsi"/>
-        </w:rPr>
-        <w:t xml:space="preserve"> </w:t>
-      </w:r>
-      <w:r>
-        <w:rPr>
-          <w:rFonts w:cstheme="minorHAnsi"/>
-        </w:rPr>
-        <w:t>o medoide y cada casilla candidata del mapa se asigna a una de las monedas seleccionadas. El objetivo es minimizar la suma de las distancias navegables desde todas las candidatas hasta la moneda a la que quedan asignadas.</w:t>
+        <w:t>A partir de aquí fijo el problema como p-median. Interpreto cada moneda como un centro o medoide y cada casilla candidata del mapa se asigna a una de las monedas seleccionadas. El objetivo es minimizar la suma de las distancias navegables desde todas las candidatas hasta la moneda a la que quedan asignadas.</w:t>
       </w:r>
     </w:p>
     <w:p>
@@ -1255,67 +1231,7 @@
         <w:rPr>
           <w:rFonts w:cstheme="minorHAnsi"/>
         </w:rPr>
-        <w:t xml:space="preserve">Esta formulación cambia la pregunta. Ya no pregunto </w:t>
-      </w:r>
-      <w:r>
-        <w:rPr>
-          <w:rFonts w:cstheme="minorHAnsi"/>
-        </w:rPr>
-        <w:t>“</w:t>
-      </w:r>
-      <w:r>
-        <w:rPr>
-          <w:rFonts w:cstheme="minorHAnsi"/>
-        </w:rPr>
-        <w:t>¿cómo hago para que las monedas estén lo más lejos posible entre sí?</w:t>
-      </w:r>
-      <w:r>
-        <w:rPr>
-          <w:rFonts w:cstheme="minorHAnsi"/>
-        </w:rPr>
-        <w:t>”</w:t>
-      </w:r>
-      <w:r>
-        <w:rPr>
-          <w:rFonts w:cstheme="minorHAnsi"/>
-        </w:rPr>
-        <w:t xml:space="preserve">, sino </w:t>
-      </w:r>
-      <w:r>
-        <w:rPr>
-          <w:rFonts w:cstheme="minorHAnsi"/>
-        </w:rPr>
-        <w:t>“</w:t>
-      </w:r>
-      <w:r>
-        <w:rPr>
-          <w:rFonts w:cstheme="minorHAnsi"/>
-        </w:rPr>
-        <w:t>¿dónde pongo k monedas para que</w:t>
-      </w:r>
-      <w:r>
-        <w:rPr>
-          <w:rFonts w:cstheme="minorHAnsi"/>
-        </w:rPr>
-        <w:t xml:space="preserve"> </w:t>
-      </w:r>
-      <w:r>
-        <w:rPr>
-          <w:rFonts w:cstheme="minorHAnsi"/>
-        </w:rPr>
-        <w:t>las posiciones del mapa queden cerca de alguna de ellas?</w:t>
-      </w:r>
-      <w:r>
-        <w:rPr>
-          <w:rFonts w:cstheme="minorHAnsi"/>
-        </w:rPr>
-        <w:t>”</w:t>
-      </w:r>
-      <w:r>
-        <w:rPr>
-          <w:rFonts w:cstheme="minorHAnsi"/>
-        </w:rPr>
-        <w:t>. Visualmente es más parecido a lo que quería desde el principio: repartir las monedas entre regiones navegables sin obligarlas a ocupar esquinas.</w:t>
+        <w:t>Esta formulación cambia la pregunta. Ya no pregunto “¿cómo hago para que las monedas estén lo más lejos posible entre sí?”, sino “¿dónde pongo k monedas para que las posiciones del mapa queden cerca de alguna de ellas?”. Visualmente es más parecido a lo que quería desde el principio: repartir las monedas entre regiones navegables sin obligarlas a ocupar esquinas.</w:t>
       </w:r>
     </w:p>
     <w:p>
@@ -2452,19 +2368,7 @@
         <w:rPr>
           <w:rFonts w:cstheme="minorHAnsi"/>
         </w:rPr>
-        <w:t>En B PAM obtiene 37 y la búsqueda exhaustiva también 37. En C ocurre lo mismo con coste 50. En esos dos mapas PAM alcanza el óptimo exacto. No concluyo que PAM vaya a ser óptimo en general</w:t>
-      </w:r>
-      <w:r>
-        <w:rPr>
-          <w:rFonts w:cstheme="minorHAnsi"/>
-        </w:rPr>
-        <w:t>,</w:t>
-      </w:r>
-      <w:r>
-        <w:rPr>
-          <w:rFonts w:cstheme="minorHAnsi"/>
-        </w:rPr>
-        <w:t xml:space="preserve"> lo que puedo afirmar en estas tres instancias es que coincide con el óptimo en dos y queda cerca en la otra.</w:t>
+        <w:t>En B PAM obtiene 37 y la búsqueda exhaustiva también 37. En C ocurre lo mismo con coste 50. En esos dos mapas PAM alcanza el óptimo exacto. No concluyo que PAM vaya a ser óptimo en general, lo que puedo afirmar en estas tres instancias es que coincide con el óptimo en dos y queda cerca en la otra.</w:t>
       </w:r>
     </w:p>
     <w:p>
@@ -2741,6 +2645,703 @@
         </w:rPr>
         <w:br/>
         <w:t>A = B = C = P</w:t>
+      </w:r>
+    </w:p>
+    <w:p>
+      <w:pPr>
+        <w:spacing w:before="160" w:after="80"/>
+      </w:pPr>
+      <w:r>
+        <w:rPr>
+          <w:b/>
+          <w:color w:val="007000"/>
+          <w:sz w:val="24"/>
+        </w:rPr>
+        <w:t>CORRECCIÓN— Penalizaciones sin conocer previamente F</w:t>
+      </w:r>
+    </w:p>
+    <w:p>
+      <w:r>
+        <w:rPr>
+          <w:color w:val="007000"/>
+          <w:sz w:val="21"/>
+        </w:rPr>
+        <w:t>La elección P=F+1 que uso arriba sigue siendo válida si F procede de cualquier solución factible, porque no necesito conocer el óptimo. Sin embargo, para evitar incluso la dependencia de una heurística previa, añado una segunda forma de obtener una penalización únicamente a partir de los datos de la instancia.</w:t>
+      </w:r>
+    </w:p>
+    <w:p>
+      <w:r>
+        <w:rPr>
+          <w:color w:val="007000"/>
+          <w:sz w:val="21"/>
+        </w:rPr>
+        <w:t>Como cada candidata i queda asignada exactamente una vez en una solución factible y todas las distancias son no negativas, el coste p-median queda acotado por:</w:t>
+      </w:r>
+    </w:p>
+    <w:p>
+      <w:pPr>
+        <w:jc w:val="center"/>
+      </w:pPr>
+      <w:r>
+        <w:rPr>
+          <w:b/>
+          <w:color w:val="007000"/>
+        </w:rPr>
+        <w:t>U = Σ_i max_j d_ij</w:t>
+      </w:r>
+    </w:p>
+    <w:p>
+      <w:r>
+        <w:rPr>
+          <w:color w:val="007000"/>
+          <w:sz w:val="21"/>
+        </w:rPr>
+        <w:t>Por tanto, puedo fijar A=B=C=P con P=U+1. Esta elección no requiere ejecutar PAM, CP-SAT ni búsqueda exhaustiva. Una violación mínima de cualquiera de las restricciones añade al menos P, mientras que cualquier solución factible tiene coste como máximo U. La cota es segura, aunque más conservadora que utilizar una solución factible heurística.</w:t>
+      </w:r>
+    </w:p>
+    <w:tbl>
+      <w:tblPr>
+        <w:tblStyle w:val="Tablaconcuadrcula"/>
+        <w:tblW w:w="0" w:type="auto"/>
+        <w:jc w:val="center"/>
+        <w:tblLook w:val="04A0" w:firstRow="1" w:lastRow="0" w:firstColumn="1" w:lastColumn="0" w:noHBand="0" w:noVBand="1"/>
+      </w:tblPr>
+      <w:tblGrid>
+        <w:gridCol w:w="936"/>
+        <w:gridCol w:w="792"/>
+        <w:gridCol w:w="936"/>
+        <w:gridCol w:w="1080"/>
+        <w:gridCol w:w="1224"/>
+        <w:gridCol w:w="1368"/>
+      </w:tblGrid>
+      <w:tr>
+        <w:trPr>
+          <w:jc w:val="center"/>
+        </w:trPr>
+        <w:tc>
+          <w:tcPr>
+            <w:tcW w:w="936" w:type="dxa"/>
+            <w:tcMar>
+              <w:top w:w="60" w:type="dxa"/>
+              <w:left w:w="60" w:type="dxa"/>
+              <w:bottom w:w="60" w:type="dxa"/>
+              <w:right w:w="60" w:type="dxa"/>
+            </w:tcMar>
+            <w:vAlign w:val="center"/>
+          </w:tcPr>
+          <w:p>
+            <w:pPr>
+              <w:jc w:val="center"/>
+            </w:pPr>
+            <w:r>
+              <w:rPr>
+                <w:b/>
+                <w:color w:val="007000"/>
+                <w:sz w:val="16"/>
+              </w:rPr>
+              <w:t>Mapa</w:t>
+            </w:r>
+          </w:p>
+        </w:tc>
+        <w:tc>
+          <w:tcPr>
+            <w:tcW w:w="792" w:type="dxa"/>
+            <w:tcMar>
+              <w:top w:w="60" w:type="dxa"/>
+              <w:left w:w="60" w:type="dxa"/>
+              <w:bottom w:w="60" w:type="dxa"/>
+              <w:right w:w="60" w:type="dxa"/>
+            </w:tcMar>
+            <w:vAlign w:val="center"/>
+          </w:tcPr>
+          <w:p>
+            <w:pPr>
+              <w:jc w:val="center"/>
+            </w:pPr>
+            <w:r>
+              <w:rPr>
+                <w:b/>
+                <w:color w:val="007000"/>
+                <w:sz w:val="16"/>
+              </w:rPr>
+              <w:t>n</w:t>
+            </w:r>
+          </w:p>
+        </w:tc>
+        <w:tc>
+          <w:tcPr>
+            <w:tcW w:w="936" w:type="dxa"/>
+            <w:tcMar>
+              <w:top w:w="60" w:type="dxa"/>
+              <w:left w:w="60" w:type="dxa"/>
+              <w:bottom w:w="60" w:type="dxa"/>
+              <w:right w:w="60" w:type="dxa"/>
+            </w:tcMar>
+            <w:vAlign w:val="center"/>
+          </w:tcPr>
+          <w:p>
+            <w:pPr>
+              <w:jc w:val="center"/>
+            </w:pPr>
+            <w:r>
+              <w:rPr>
+                <w:b/>
+                <w:color w:val="007000"/>
+                <w:sz w:val="16"/>
+              </w:rPr>
+              <w:t>d_max</w:t>
+            </w:r>
+          </w:p>
+        </w:tc>
+        <w:tc>
+          <w:tcPr>
+            <w:tcW w:w="1080" w:type="dxa"/>
+            <w:tcMar>
+              <w:top w:w="60" w:type="dxa"/>
+              <w:left w:w="60" w:type="dxa"/>
+              <w:bottom w:w="60" w:type="dxa"/>
+              <w:right w:w="60" w:type="dxa"/>
+            </w:tcMar>
+            <w:vAlign w:val="center"/>
+          </w:tcPr>
+          <w:p>
+            <w:pPr>
+              <w:jc w:val="center"/>
+            </w:pPr>
+            <w:r>
+              <w:rPr>
+                <w:b/>
+                <w:color w:val="007000"/>
+                <w:sz w:val="16"/>
+              </w:rPr>
+              <w:t>U</w:t>
+            </w:r>
+          </w:p>
+        </w:tc>
+        <w:tc>
+          <w:tcPr>
+            <w:tcW w:w="1224" w:type="dxa"/>
+            <w:tcMar>
+              <w:top w:w="60" w:type="dxa"/>
+              <w:left w:w="60" w:type="dxa"/>
+              <w:bottom w:w="60" w:type="dxa"/>
+              <w:right w:w="60" w:type="dxa"/>
+            </w:tcMar>
+            <w:vAlign w:val="center"/>
+          </w:tcPr>
+          <w:p>
+            <w:pPr>
+              <w:jc w:val="center"/>
+            </w:pPr>
+            <w:r>
+              <w:rPr>
+                <w:b/>
+                <w:color w:val="007000"/>
+                <w:sz w:val="16"/>
+              </w:rPr>
+              <w:t>P=U+1</w:t>
+            </w:r>
+          </w:p>
+        </w:tc>
+        <w:tc>
+          <w:tcPr>
+            <w:tcW w:w="1368" w:type="dxa"/>
+            <w:tcMar>
+              <w:top w:w="60" w:type="dxa"/>
+              <w:left w:w="60" w:type="dxa"/>
+              <w:bottom w:w="60" w:type="dxa"/>
+              <w:right w:w="60" w:type="dxa"/>
+            </w:tcMar>
+            <w:vAlign w:val="center"/>
+          </w:tcPr>
+          <w:p>
+            <w:pPr>
+              <w:jc w:val="center"/>
+            </w:pPr>
+            <w:r>
+              <w:rPr>
+                <w:b/>
+                <w:color w:val="007000"/>
+                <w:sz w:val="16"/>
+              </w:rPr>
+              <w:t>P=PAM+1</w:t>
+            </w:r>
+          </w:p>
+        </w:tc>
+      </w:tr>
+      <w:tr>
+        <w:trPr>
+          <w:jc w:val="center"/>
+        </w:trPr>
+        <w:tc>
+          <w:tcPr>
+            <w:tcW w:w="936" w:type="dxa"/>
+            <w:tcMar>
+              <w:top w:w="60" w:type="dxa"/>
+              <w:left w:w="60" w:type="dxa"/>
+              <w:bottom w:w="60" w:type="dxa"/>
+              <w:right w:w="60" w:type="dxa"/>
+            </w:tcMar>
+            <w:vAlign w:val="center"/>
+          </w:tcPr>
+          <w:p>
+            <w:pPr>
+              <w:jc w:val="center"/>
+            </w:pPr>
+            <w:r>
+              <w:rPr>
+                <w:color w:val="007000"/>
+                <w:sz w:val="16"/>
+              </w:rPr>
+              <w:t>A</w:t>
+            </w:r>
+          </w:p>
+        </w:tc>
+        <w:tc>
+          <w:tcPr>
+            <w:tcW w:w="792" w:type="dxa"/>
+            <w:tcMar>
+              <w:top w:w="60" w:type="dxa"/>
+              <w:left w:w="60" w:type="dxa"/>
+              <w:bottom w:w="60" w:type="dxa"/>
+              <w:right w:w="60" w:type="dxa"/>
+            </w:tcMar>
+            <w:vAlign w:val="center"/>
+          </w:tcPr>
+          <w:p>
+            <w:pPr>
+              <w:jc w:val="center"/>
+            </w:pPr>
+            <w:r>
+              <w:rPr>
+                <w:color w:val="007000"/>
+                <w:sz w:val="16"/>
+              </w:rPr>
+              <w:t>34</w:t>
+            </w:r>
+          </w:p>
+        </w:tc>
+        <w:tc>
+          <w:tcPr>
+            <w:tcW w:w="936" w:type="dxa"/>
+            <w:tcMar>
+              <w:top w:w="60" w:type="dxa"/>
+              <w:left w:w="60" w:type="dxa"/>
+              <w:bottom w:w="60" w:type="dxa"/>
+              <w:right w:w="60" w:type="dxa"/>
+            </w:tcMar>
+            <w:vAlign w:val="center"/>
+          </w:tcPr>
+          <w:p>
+            <w:pPr>
+              <w:jc w:val="center"/>
+            </w:pPr>
+            <w:r>
+              <w:rPr>
+                <w:color w:val="007000"/>
+                <w:sz w:val="16"/>
+              </w:rPr>
+              <w:t>10</w:t>
+            </w:r>
+          </w:p>
+        </w:tc>
+        <w:tc>
+          <w:tcPr>
+            <w:tcW w:w="1080" w:type="dxa"/>
+            <w:tcMar>
+              <w:top w:w="60" w:type="dxa"/>
+              <w:left w:w="60" w:type="dxa"/>
+              <w:bottom w:w="60" w:type="dxa"/>
+              <w:right w:w="60" w:type="dxa"/>
+            </w:tcMar>
+            <w:vAlign w:val="center"/>
+          </w:tcPr>
+          <w:p>
+            <w:pPr>
+              <w:jc w:val="center"/>
+            </w:pPr>
+            <w:r>
+              <w:rPr>
+                <w:color w:val="007000"/>
+                <w:sz w:val="16"/>
+              </w:rPr>
+              <w:t>252</w:t>
+            </w:r>
+          </w:p>
+        </w:tc>
+        <w:tc>
+          <w:tcPr>
+            <w:tcW w:w="1224" w:type="dxa"/>
+            <w:tcMar>
+              <w:top w:w="60" w:type="dxa"/>
+              <w:left w:w="60" w:type="dxa"/>
+              <w:bottom w:w="60" w:type="dxa"/>
+              <w:right w:w="60" w:type="dxa"/>
+            </w:tcMar>
+            <w:vAlign w:val="center"/>
+          </w:tcPr>
+          <w:p>
+            <w:pPr>
+              <w:jc w:val="center"/>
+            </w:pPr>
+            <w:r>
+              <w:rPr>
+                <w:color w:val="007000"/>
+                <w:sz w:val="16"/>
+              </w:rPr>
+              <w:t>253</w:t>
+            </w:r>
+          </w:p>
+        </w:tc>
+        <w:tc>
+          <w:tcPr>
+            <w:tcW w:w="1368" w:type="dxa"/>
+            <w:tcMar>
+              <w:top w:w="60" w:type="dxa"/>
+              <w:left w:w="60" w:type="dxa"/>
+              <w:bottom w:w="60" w:type="dxa"/>
+              <w:right w:w="60" w:type="dxa"/>
+            </w:tcMar>
+            <w:vAlign w:val="center"/>
+          </w:tcPr>
+          <w:p>
+            <w:pPr>
+              <w:jc w:val="center"/>
+            </w:pPr>
+            <w:r>
+              <w:rPr>
+                <w:color w:val="007000"/>
+                <w:sz w:val="16"/>
+              </w:rPr>
+              <w:t>47</w:t>
+            </w:r>
+          </w:p>
+        </w:tc>
+      </w:tr>
+      <w:tr>
+        <w:trPr>
+          <w:jc w:val="center"/>
+        </w:trPr>
+        <w:tc>
+          <w:tcPr>
+            <w:tcW w:w="936" w:type="dxa"/>
+            <w:tcMar>
+              <w:top w:w="60" w:type="dxa"/>
+              <w:left w:w="60" w:type="dxa"/>
+              <w:bottom w:w="60" w:type="dxa"/>
+              <w:right w:w="60" w:type="dxa"/>
+            </w:tcMar>
+            <w:vAlign w:val="center"/>
+          </w:tcPr>
+          <w:p>
+            <w:pPr>
+              <w:jc w:val="center"/>
+            </w:pPr>
+            <w:r>
+              <w:rPr>
+                <w:color w:val="007000"/>
+                <w:sz w:val="16"/>
+              </w:rPr>
+              <w:t>B</w:t>
+            </w:r>
+          </w:p>
+        </w:tc>
+        <w:tc>
+          <w:tcPr>
+            <w:tcW w:w="792" w:type="dxa"/>
+            <w:tcMar>
+              <w:top w:w="60" w:type="dxa"/>
+              <w:left w:w="60" w:type="dxa"/>
+              <w:bottom w:w="60" w:type="dxa"/>
+              <w:right w:w="60" w:type="dxa"/>
+            </w:tcMar>
+            <w:vAlign w:val="center"/>
+          </w:tcPr>
+          <w:p>
+            <w:pPr>
+              <w:jc w:val="center"/>
+            </w:pPr>
+            <w:r>
+              <w:rPr>
+                <w:color w:val="007000"/>
+                <w:sz w:val="16"/>
+              </w:rPr>
+              <w:t>28</w:t>
+            </w:r>
+          </w:p>
+        </w:tc>
+        <w:tc>
+          <w:tcPr>
+            <w:tcW w:w="936" w:type="dxa"/>
+            <w:tcMar>
+              <w:top w:w="60" w:type="dxa"/>
+              <w:left w:w="60" w:type="dxa"/>
+              <w:bottom w:w="60" w:type="dxa"/>
+              <w:right w:w="60" w:type="dxa"/>
+            </w:tcMar>
+            <w:vAlign w:val="center"/>
+          </w:tcPr>
+          <w:p>
+            <w:pPr>
+              <w:jc w:val="center"/>
+            </w:pPr>
+            <w:r>
+              <w:rPr>
+                <w:color w:val="007000"/>
+                <w:sz w:val="16"/>
+              </w:rPr>
+              <w:t>10</w:t>
+            </w:r>
+          </w:p>
+        </w:tc>
+        <w:tc>
+          <w:tcPr>
+            <w:tcW w:w="1080" w:type="dxa"/>
+            <w:tcMar>
+              <w:top w:w="60" w:type="dxa"/>
+              <w:left w:w="60" w:type="dxa"/>
+              <w:bottom w:w="60" w:type="dxa"/>
+              <w:right w:w="60" w:type="dxa"/>
+            </w:tcMar>
+            <w:vAlign w:val="center"/>
+          </w:tcPr>
+          <w:p>
+            <w:pPr>
+              <w:jc w:val="center"/>
+            </w:pPr>
+            <w:r>
+              <w:rPr>
+                <w:color w:val="007000"/>
+                <w:sz w:val="16"/>
+              </w:rPr>
+              <w:t>251</w:t>
+            </w:r>
+          </w:p>
+        </w:tc>
+        <w:tc>
+          <w:tcPr>
+            <w:tcW w:w="1224" w:type="dxa"/>
+            <w:tcMar>
+              <w:top w:w="60" w:type="dxa"/>
+              <w:left w:w="60" w:type="dxa"/>
+              <w:bottom w:w="60" w:type="dxa"/>
+              <w:right w:w="60" w:type="dxa"/>
+            </w:tcMar>
+            <w:vAlign w:val="center"/>
+          </w:tcPr>
+          <w:p>
+            <w:pPr>
+              <w:jc w:val="center"/>
+            </w:pPr>
+            <w:r>
+              <w:rPr>
+                <w:color w:val="007000"/>
+                <w:sz w:val="16"/>
+              </w:rPr>
+              <w:t>252</w:t>
+            </w:r>
+          </w:p>
+        </w:tc>
+        <w:tc>
+          <w:tcPr>
+            <w:tcW w:w="1368" w:type="dxa"/>
+            <w:tcMar>
+              <w:top w:w="60" w:type="dxa"/>
+              <w:left w:w="60" w:type="dxa"/>
+              <w:bottom w:w="60" w:type="dxa"/>
+              <w:right w:w="60" w:type="dxa"/>
+            </w:tcMar>
+            <w:vAlign w:val="center"/>
+          </w:tcPr>
+          <w:p>
+            <w:pPr>
+              <w:jc w:val="center"/>
+            </w:pPr>
+            <w:r>
+              <w:rPr>
+                <w:color w:val="007000"/>
+                <w:sz w:val="16"/>
+              </w:rPr>
+              <w:t>38</w:t>
+            </w:r>
+          </w:p>
+        </w:tc>
+      </w:tr>
+      <w:tr>
+        <w:trPr>
+          <w:jc w:val="center"/>
+        </w:trPr>
+        <w:tc>
+          <w:tcPr>
+            <w:tcW w:w="936" w:type="dxa"/>
+            <w:tcMar>
+              <w:top w:w="60" w:type="dxa"/>
+              <w:left w:w="60" w:type="dxa"/>
+              <w:bottom w:w="60" w:type="dxa"/>
+              <w:right w:w="60" w:type="dxa"/>
+            </w:tcMar>
+            <w:vAlign w:val="center"/>
+          </w:tcPr>
+          <w:p>
+            <w:pPr>
+              <w:jc w:val="center"/>
+            </w:pPr>
+            <w:r>
+              <w:rPr>
+                <w:color w:val="007000"/>
+                <w:sz w:val="16"/>
+              </w:rPr>
+              <w:t>C</w:t>
+            </w:r>
+          </w:p>
+        </w:tc>
+        <w:tc>
+          <w:tcPr>
+            <w:tcW w:w="792" w:type="dxa"/>
+            <w:tcMar>
+              <w:top w:w="60" w:type="dxa"/>
+              <w:left w:w="60" w:type="dxa"/>
+              <w:bottom w:w="60" w:type="dxa"/>
+              <w:right w:w="60" w:type="dxa"/>
+            </w:tcMar>
+            <w:vAlign w:val="center"/>
+          </w:tcPr>
+          <w:p>
+            <w:pPr>
+              <w:jc w:val="center"/>
+            </w:pPr>
+            <w:r>
+              <w:rPr>
+                <w:color w:val="007000"/>
+                <w:sz w:val="16"/>
+              </w:rPr>
+              <w:t>31</w:t>
+            </w:r>
+          </w:p>
+        </w:tc>
+        <w:tc>
+          <w:tcPr>
+            <w:tcW w:w="936" w:type="dxa"/>
+            <w:tcMar>
+              <w:top w:w="60" w:type="dxa"/>
+              <w:left w:w="60" w:type="dxa"/>
+              <w:bottom w:w="60" w:type="dxa"/>
+              <w:right w:w="60" w:type="dxa"/>
+            </w:tcMar>
+            <w:vAlign w:val="center"/>
+          </w:tcPr>
+          <w:p>
+            <w:pPr>
+              <w:jc w:val="center"/>
+            </w:pPr>
+            <w:r>
+              <w:rPr>
+                <w:color w:val="007000"/>
+                <w:sz w:val="16"/>
+              </w:rPr>
+              <w:t>13</w:t>
+            </w:r>
+          </w:p>
+        </w:tc>
+        <w:tc>
+          <w:tcPr>
+            <w:tcW w:w="1080" w:type="dxa"/>
+            <w:tcMar>
+              <w:top w:w="60" w:type="dxa"/>
+              <w:left w:w="60" w:type="dxa"/>
+              <w:bottom w:w="60" w:type="dxa"/>
+              <w:right w:w="60" w:type="dxa"/>
+            </w:tcMar>
+            <w:vAlign w:val="center"/>
+          </w:tcPr>
+          <w:p>
+            <w:pPr>
+              <w:jc w:val="center"/>
+            </w:pPr>
+            <w:r>
+              <w:rPr>
+                <w:color w:val="007000"/>
+                <w:sz w:val="16"/>
+              </w:rPr>
+              <w:t>352</w:t>
+            </w:r>
+          </w:p>
+        </w:tc>
+        <w:tc>
+          <w:tcPr>
+            <w:tcW w:w="1224" w:type="dxa"/>
+            <w:tcMar>
+              <w:top w:w="60" w:type="dxa"/>
+              <w:left w:w="60" w:type="dxa"/>
+              <w:bottom w:w="60" w:type="dxa"/>
+              <w:right w:w="60" w:type="dxa"/>
+            </w:tcMar>
+            <w:vAlign w:val="center"/>
+          </w:tcPr>
+          <w:p>
+            <w:pPr>
+              <w:jc w:val="center"/>
+            </w:pPr>
+            <w:r>
+              <w:rPr>
+                <w:color w:val="007000"/>
+                <w:sz w:val="16"/>
+              </w:rPr>
+              <w:t>353</w:t>
+            </w:r>
+          </w:p>
+        </w:tc>
+        <w:tc>
+          <w:tcPr>
+            <w:tcW w:w="1368" w:type="dxa"/>
+            <w:tcMar>
+              <w:top w:w="60" w:type="dxa"/>
+              <w:left w:w="60" w:type="dxa"/>
+              <w:bottom w:w="60" w:type="dxa"/>
+              <w:right w:w="60" w:type="dxa"/>
+            </w:tcMar>
+            <w:vAlign w:val="center"/>
+          </w:tcPr>
+          <w:p>
+            <w:pPr>
+              <w:jc w:val="center"/>
+            </w:pPr>
+            <w:r>
+              <w:rPr>
+                <w:color w:val="007000"/>
+                <w:sz w:val="16"/>
+              </w:rPr>
+              <w:t>51</w:t>
+            </w:r>
+          </w:p>
+        </w:tc>
+      </w:tr>
+    </w:tbl>
+    <w:p>
+      <w:r>
+        <w:rPr>
+          <w:color w:val="007000"/>
+          <w:sz w:val="21"/>
+        </w:rPr>
+        <w:t xml:space="preserve">En los mapas finales obtengo P=253, 252 y 353 con la cota analítica, frente a 47, 38 y 51 cuando uso PAM+1. Esto no invalida los experimentos anteriores: PAM+1 continúa siendo una penalización </w:t>
+      </w:r>
+      <w:r>
+        <w:rPr>
+          <w:color w:val="007000"/>
+          <w:sz w:val="21"/>
+        </w:rPr>
+        <w:lastRenderedPageBreak/>
+        <w:t>válida y mucho más ajustada. La corrección consiste en dejar claro que el QUBO no necesita resolver previamente el problema clásico; si no dispongo de una solución factible rápida, puedo usar la cota analítica.</w:t>
+      </w:r>
+    </w:p>
+    <w:p>
+      <w:r>
+        <w:rPr>
+          <w:i/>
+          <w:color w:val="007000"/>
+          <w:sz w:val="19"/>
+        </w:rPr>
+        <w:t>Archivos reproducibles: analizar_penalizaciones_sin_F_finales.py y penalizaciones_sin_F_mapas_finales_20260902_213902.txt.</w:t>
       </w:r>
     </w:p>
     <w:p>
@@ -3311,7 +3912,6 @@
               <w:rPr>
                 <w:rFonts w:cstheme="minorHAnsi"/>
               </w:rPr>
-              <w:lastRenderedPageBreak/>
               <w:t>31</w:t>
             </w:r>
           </w:p>
@@ -3521,6 +4121,7 @@
           <w:rFonts w:asciiTheme="minorHAnsi" w:hAnsiTheme="minorHAnsi" w:cstheme="minorHAnsi"/>
           <w:sz w:val="22"/>
         </w:rPr>
+        <w:lastRenderedPageBreak/>
         <w:t>matriz = [</w:t>
       </w:r>
       <w:r>
@@ -3712,7 +4313,6 @@
           <w:rFonts w:asciiTheme="minorHAnsi" w:hAnsiTheme="minorHAnsi" w:cstheme="minorHAnsi"/>
           <w:sz w:val="22"/>
         </w:rPr>
-        <w:lastRenderedPageBreak/>
         <w:t>sampler = SimulatedAnnealingSampler()</w:t>
       </w:r>
       <w:r>
@@ -3820,7 +4420,14 @@
         <w:rPr>
           <w:rFonts w:cstheme="minorHAnsi"/>
         </w:rPr>
-        <w:t>Como todas las distancias son no negativas y las variables son binarias, el coste original no puede ser negativo. Reviso el código antes de interpretar nada y encuentro un overflow numérico</w:t>
+        <w:t xml:space="preserve">Como todas las distancias son no negativas y las variables son binarias, el coste original no puede ser negativo. Reviso el código antes de interpretar nada y encuentro un overflow </w:t>
+      </w:r>
+      <w:r>
+        <w:rPr>
+          <w:rFonts w:cstheme="minorHAnsi"/>
+        </w:rPr>
+        <w:lastRenderedPageBreak/>
+        <w:t>numérico</w:t>
       </w:r>
       <w:r>
         <w:rPr>
@@ -4742,7 +5349,6 @@
           <w:sz w:val="22"/>
           <w:szCs w:val="22"/>
         </w:rPr>
-        <w:lastRenderedPageBreak/>
         <w:t>Instancias pequeñas para estudiar el QUBO con SA</w:t>
       </w:r>
     </w:p>
@@ -4863,6 +5469,7 @@
           <w:rFonts w:cstheme="minorHAnsi"/>
           <w:sz w:val="22"/>
         </w:rPr>
+        <w:lastRenderedPageBreak/>
         <w:t>######</w:t>
       </w:r>
       <w:r>
@@ -5798,14 +6405,7 @@
         <w:rPr>
           <w:rFonts w:cstheme="minorHAnsi"/>
         </w:rPr>
-        <w:t xml:space="preserve">Mantengo exactamente 100 reads y 1000 sweeps. No cambio el QUBO ni las penalizaciones. Lo único que modifico entre ejecuciones es la semilla. Repito veinte veces A, veinte B y veinte C. </w:t>
-      </w:r>
-      <w:r>
-        <w:rPr>
-          <w:rFonts w:cstheme="minorHAnsi"/>
-        </w:rPr>
-        <w:lastRenderedPageBreak/>
-        <w:t>Para cada ejecución guardo el mejor coste factible, el porcentaje de muestras factibles y si ese mejor coste coincide con el óptimo exacto.</w:t>
+        <w:t>Mantengo exactamente 100 reads y 1000 sweeps. No cambio el QUBO ni las penalizaciones. Lo único que modifico entre ejecuciones es la semilla. Repito veinte veces A, veinte B y veinte C. Para cada ejecución guardo el mejor coste factible, el porcentaje de muestras factibles y si ese mejor coste coincide con el óptimo exacto.</w:t>
       </w:r>
     </w:p>
     <w:tbl>
@@ -6680,6 +7280,7 @@
         <w:rPr>
           <w:rFonts w:cstheme="minorHAnsi"/>
         </w:rPr>
+        <w:lastRenderedPageBreak/>
         <w:t>A es completamente estable: las veinte ejecuciones encuentran coste 4. B falla una sola vez; en esa semilla el mejor coste es 6 en vez de 5. C muestra un comportamiento diferente: trece ejecuciones alcanzan el óptimo 6 y siete se quedan en 7.</w:t>
       </w:r>
     </w:p>
@@ -6709,6 +7310,811 @@
           <w:rFonts w:cstheme="minorHAnsi"/>
         </w:rPr>
         <w:t>No afirmo que exista un umbral en 110 variables. Los tres mapas no tienen exactamente la misma estructura y solo estudio veinte semillas. Lo que sí registro es el patrón observado con esta configuración: 100 % de éxito en 72 variables, 95 % en 90 y 65 % en 110. Ese resultado justifica que, cuando paso al circuito, reduzca todavía más el problema.</w:t>
+      </w:r>
+    </w:p>
+    <w:p>
+      <w:pPr>
+        <w:spacing w:before="160" w:after="80"/>
+      </w:pPr>
+      <w:r>
+        <w:rPr>
+          <w:b/>
+          <w:color w:val="007000"/>
+          <w:sz w:val="24"/>
+        </w:rPr>
+        <w:t>CORRECCIÓN— Time To Solution y dimensionado de Simulated Annealing</w:t>
+      </w:r>
+    </w:p>
+    <w:p>
+      <w:r>
+        <w:rPr>
+          <w:color w:val="007000"/>
+          <w:sz w:val="21"/>
+        </w:rPr>
+        <w:t>La configuración de 100 reads y 1000 sweeps que uso en las pruebas anteriores la conservo como primera exploración y como experimento de robustez, pero dejo de asumir que es una configuración eficiente. Para medir conjuntamente probabilidad de éxito y tiempo introduzco la métrica Time To Solution (TTS).</w:t>
+      </w:r>
+    </w:p>
+    <w:p>
+      <w:r>
+        <w:rPr>
+          <w:color w:val="007000"/>
+          <w:sz w:val="21"/>
+        </w:rPr>
+        <w:t>Para una probabilidad de éxito por lectura p_s, un tiempo medio por lectura t_read y una confianza objetivo del 99 %, calculo:</w:t>
+      </w:r>
+    </w:p>
+    <w:p>
+      <w:pPr>
+        <w:jc w:val="center"/>
+      </w:pPr>
+      <w:r>
+        <w:rPr>
+          <w:b/>
+          <w:color w:val="007000"/>
+        </w:rPr>
+        <w:t>TTS_99 = t_read · ln(0,01) / ln(1 - p_s)</w:t>
+      </w:r>
+    </w:p>
+    <w:p>
+      <w:r>
+        <w:rPr>
+          <w:color w:val="007000"/>
+          <w:sz w:val="21"/>
+        </w:rPr>
+        <w:t>Mido dos eventos de éxito por separado: (1) obtener una muestra factible y (2) obtener una muestra cuyo coste coincide con el óptimo exacto. Antes de cronometrar hago un warm-up del sampler para que el coste de la primera inicialización no contamine el tiempo por lectura.</w:t>
+      </w:r>
+    </w:p>
+    <w:tbl>
+      <w:tblPr>
+        <w:tblStyle w:val="Tablaconcuadrcula"/>
+        <w:tblW w:w="0" w:type="auto"/>
+        <w:jc w:val="center"/>
+        <w:tblLook w:val="04A0" w:firstRow="1" w:lastRow="0" w:firstColumn="1" w:lastColumn="0" w:noHBand="0" w:noVBand="1"/>
+      </w:tblPr>
+      <w:tblGrid>
+        <w:gridCol w:w="864"/>
+        <w:gridCol w:w="792"/>
+        <w:gridCol w:w="936"/>
+        <w:gridCol w:w="1037"/>
+        <w:gridCol w:w="1037"/>
+        <w:gridCol w:w="1296"/>
+        <w:gridCol w:w="1368"/>
+      </w:tblGrid>
+      <w:tr>
+        <w:trPr>
+          <w:jc w:val="center"/>
+        </w:trPr>
+        <w:tc>
+          <w:tcPr>
+            <w:tcW w:w="864" w:type="dxa"/>
+            <w:tcMar>
+              <w:top w:w="60" w:type="dxa"/>
+              <w:left w:w="60" w:type="dxa"/>
+              <w:bottom w:w="60" w:type="dxa"/>
+              <w:right w:w="60" w:type="dxa"/>
+            </w:tcMar>
+            <w:vAlign w:val="center"/>
+          </w:tcPr>
+          <w:p>
+            <w:pPr>
+              <w:jc w:val="center"/>
+            </w:pPr>
+            <w:r>
+              <w:rPr>
+                <w:b/>
+                <w:color w:val="007000"/>
+                <w:sz w:val="15"/>
+              </w:rPr>
+              <w:t>Inst.</w:t>
+            </w:r>
+          </w:p>
+        </w:tc>
+        <w:tc>
+          <w:tcPr>
+            <w:tcW w:w="792" w:type="dxa"/>
+            <w:tcMar>
+              <w:top w:w="60" w:type="dxa"/>
+              <w:left w:w="60" w:type="dxa"/>
+              <w:bottom w:w="60" w:type="dxa"/>
+              <w:right w:w="60" w:type="dxa"/>
+            </w:tcMar>
+            <w:vAlign w:val="center"/>
+          </w:tcPr>
+          <w:p>
+            <w:pPr>
+              <w:jc w:val="center"/>
+            </w:pPr>
+            <w:r>
+              <w:rPr>
+                <w:b/>
+                <w:color w:val="007000"/>
+                <w:sz w:val="15"/>
+              </w:rPr>
+              <w:t>Vars</w:t>
+            </w:r>
+          </w:p>
+        </w:tc>
+        <w:tc>
+          <w:tcPr>
+            <w:tcW w:w="936" w:type="dxa"/>
+            <w:tcMar>
+              <w:top w:w="60" w:type="dxa"/>
+              <w:left w:w="60" w:type="dxa"/>
+              <w:bottom w:w="60" w:type="dxa"/>
+              <w:right w:w="60" w:type="dxa"/>
+            </w:tcMar>
+            <w:vAlign w:val="center"/>
+          </w:tcPr>
+          <w:p>
+            <w:pPr>
+              <w:jc w:val="center"/>
+            </w:pPr>
+            <w:r>
+              <w:rPr>
+                <w:b/>
+                <w:color w:val="007000"/>
+                <w:sz w:val="15"/>
+              </w:rPr>
+              <w:t>Sweeps</w:t>
+            </w:r>
+          </w:p>
+        </w:tc>
+        <w:tc>
+          <w:tcPr>
+            <w:tcW w:w="1037" w:type="dxa"/>
+            <w:tcMar>
+              <w:top w:w="60" w:type="dxa"/>
+              <w:left w:w="60" w:type="dxa"/>
+              <w:bottom w:w="60" w:type="dxa"/>
+              <w:right w:w="60" w:type="dxa"/>
+            </w:tcMar>
+            <w:vAlign w:val="center"/>
+          </w:tcPr>
+          <w:p>
+            <w:pPr>
+              <w:jc w:val="center"/>
+            </w:pPr>
+            <w:r>
+              <w:rPr>
+                <w:b/>
+                <w:color w:val="007000"/>
+                <w:sz w:val="15"/>
+              </w:rPr>
+              <w:t>p_fact</w:t>
+            </w:r>
+          </w:p>
+        </w:tc>
+        <w:tc>
+          <w:tcPr>
+            <w:tcW w:w="1037" w:type="dxa"/>
+            <w:tcMar>
+              <w:top w:w="60" w:type="dxa"/>
+              <w:left w:w="60" w:type="dxa"/>
+              <w:bottom w:w="60" w:type="dxa"/>
+              <w:right w:w="60" w:type="dxa"/>
+            </w:tcMar>
+            <w:vAlign w:val="center"/>
+          </w:tcPr>
+          <w:p>
+            <w:pPr>
+              <w:jc w:val="center"/>
+            </w:pPr>
+            <w:r>
+              <w:rPr>
+                <w:b/>
+                <w:color w:val="007000"/>
+                <w:sz w:val="15"/>
+              </w:rPr>
+              <w:t>p_opt</w:t>
+            </w:r>
+          </w:p>
+        </w:tc>
+        <w:tc>
+          <w:tcPr>
+            <w:tcW w:w="1296" w:type="dxa"/>
+            <w:tcMar>
+              <w:top w:w="60" w:type="dxa"/>
+              <w:left w:w="60" w:type="dxa"/>
+              <w:bottom w:w="60" w:type="dxa"/>
+              <w:right w:w="60" w:type="dxa"/>
+            </w:tcMar>
+            <w:vAlign w:val="center"/>
+          </w:tcPr>
+          <w:p>
+            <w:pPr>
+              <w:jc w:val="center"/>
+            </w:pPr>
+            <w:r>
+              <w:rPr>
+                <w:b/>
+                <w:color w:val="007000"/>
+                <w:sz w:val="15"/>
+              </w:rPr>
+              <w:t>t/read</w:t>
+            </w:r>
+          </w:p>
+        </w:tc>
+        <w:tc>
+          <w:tcPr>
+            <w:tcW w:w="1368" w:type="dxa"/>
+            <w:tcMar>
+              <w:top w:w="60" w:type="dxa"/>
+              <w:left w:w="60" w:type="dxa"/>
+              <w:bottom w:w="60" w:type="dxa"/>
+              <w:right w:w="60" w:type="dxa"/>
+            </w:tcMar>
+            <w:vAlign w:val="center"/>
+          </w:tcPr>
+          <w:p>
+            <w:pPr>
+              <w:jc w:val="center"/>
+            </w:pPr>
+            <w:r>
+              <w:rPr>
+                <w:b/>
+                <w:color w:val="007000"/>
+                <w:sz w:val="15"/>
+              </w:rPr>
+              <w:t>TTS99 ópt.</w:t>
+            </w:r>
+          </w:p>
+        </w:tc>
+      </w:tr>
+      <w:tr>
+        <w:trPr>
+          <w:jc w:val="center"/>
+        </w:trPr>
+        <w:tc>
+          <w:tcPr>
+            <w:tcW w:w="864" w:type="dxa"/>
+            <w:tcMar>
+              <w:top w:w="60" w:type="dxa"/>
+              <w:left w:w="60" w:type="dxa"/>
+              <w:bottom w:w="60" w:type="dxa"/>
+              <w:right w:w="60" w:type="dxa"/>
+            </w:tcMar>
+            <w:vAlign w:val="center"/>
+          </w:tcPr>
+          <w:p>
+            <w:pPr>
+              <w:jc w:val="center"/>
+            </w:pPr>
+            <w:r>
+              <w:rPr>
+                <w:color w:val="007000"/>
+                <w:sz w:val="15"/>
+              </w:rPr>
+              <w:t>A-8</w:t>
+            </w:r>
+          </w:p>
+        </w:tc>
+        <w:tc>
+          <w:tcPr>
+            <w:tcW w:w="792" w:type="dxa"/>
+            <w:tcMar>
+              <w:top w:w="60" w:type="dxa"/>
+              <w:left w:w="60" w:type="dxa"/>
+              <w:bottom w:w="60" w:type="dxa"/>
+              <w:right w:w="60" w:type="dxa"/>
+            </w:tcMar>
+            <w:vAlign w:val="center"/>
+          </w:tcPr>
+          <w:p>
+            <w:pPr>
+              <w:jc w:val="center"/>
+            </w:pPr>
+            <w:r>
+              <w:rPr>
+                <w:color w:val="007000"/>
+                <w:sz w:val="15"/>
+              </w:rPr>
+              <w:t>72</w:t>
+            </w:r>
+          </w:p>
+        </w:tc>
+        <w:tc>
+          <w:tcPr>
+            <w:tcW w:w="936" w:type="dxa"/>
+            <w:tcMar>
+              <w:top w:w="60" w:type="dxa"/>
+              <w:left w:w="60" w:type="dxa"/>
+              <w:bottom w:w="60" w:type="dxa"/>
+              <w:right w:w="60" w:type="dxa"/>
+            </w:tcMar>
+            <w:vAlign w:val="center"/>
+          </w:tcPr>
+          <w:p>
+            <w:pPr>
+              <w:jc w:val="center"/>
+            </w:pPr>
+            <w:r>
+              <w:rPr>
+                <w:color w:val="007000"/>
+                <w:sz w:val="15"/>
+              </w:rPr>
+              <w:t>500</w:t>
+            </w:r>
+          </w:p>
+        </w:tc>
+        <w:tc>
+          <w:tcPr>
+            <w:tcW w:w="1037" w:type="dxa"/>
+            <w:tcMar>
+              <w:top w:w="60" w:type="dxa"/>
+              <w:left w:w="60" w:type="dxa"/>
+              <w:bottom w:w="60" w:type="dxa"/>
+              <w:right w:w="60" w:type="dxa"/>
+            </w:tcMar>
+            <w:vAlign w:val="center"/>
+          </w:tcPr>
+          <w:p>
+            <w:pPr>
+              <w:jc w:val="center"/>
+            </w:pPr>
+            <w:r>
+              <w:rPr>
+                <w:color w:val="007000"/>
+                <w:sz w:val="15"/>
+              </w:rPr>
+              <w:t>100,0 %</w:t>
+            </w:r>
+          </w:p>
+        </w:tc>
+        <w:tc>
+          <w:tcPr>
+            <w:tcW w:w="1037" w:type="dxa"/>
+            <w:tcMar>
+              <w:top w:w="60" w:type="dxa"/>
+              <w:left w:w="60" w:type="dxa"/>
+              <w:bottom w:w="60" w:type="dxa"/>
+              <w:right w:w="60" w:type="dxa"/>
+            </w:tcMar>
+            <w:vAlign w:val="center"/>
+          </w:tcPr>
+          <w:p>
+            <w:pPr>
+              <w:jc w:val="center"/>
+            </w:pPr>
+            <w:r>
+              <w:rPr>
+                <w:color w:val="007000"/>
+                <w:sz w:val="15"/>
+              </w:rPr>
+              <w:t>5,4 %</w:t>
+            </w:r>
+          </w:p>
+        </w:tc>
+        <w:tc>
+          <w:tcPr>
+            <w:tcW w:w="1296" w:type="dxa"/>
+            <w:tcMar>
+              <w:top w:w="60" w:type="dxa"/>
+              <w:left w:w="60" w:type="dxa"/>
+              <w:bottom w:w="60" w:type="dxa"/>
+              <w:right w:w="60" w:type="dxa"/>
+            </w:tcMar>
+            <w:vAlign w:val="center"/>
+          </w:tcPr>
+          <w:p>
+            <w:pPr>
+              <w:jc w:val="center"/>
+            </w:pPr>
+            <w:r>
+              <w:rPr>
+                <w:color w:val="007000"/>
+                <w:sz w:val="15"/>
+              </w:rPr>
+              <w:t>0,000733 s</w:t>
+            </w:r>
+          </w:p>
+        </w:tc>
+        <w:tc>
+          <w:tcPr>
+            <w:tcW w:w="1368" w:type="dxa"/>
+            <w:tcMar>
+              <w:top w:w="60" w:type="dxa"/>
+              <w:left w:w="60" w:type="dxa"/>
+              <w:bottom w:w="60" w:type="dxa"/>
+              <w:right w:w="60" w:type="dxa"/>
+            </w:tcMar>
+            <w:vAlign w:val="center"/>
+          </w:tcPr>
+          <w:p>
+            <w:pPr>
+              <w:jc w:val="center"/>
+            </w:pPr>
+            <w:r>
+              <w:rPr>
+                <w:color w:val="007000"/>
+                <w:sz w:val="15"/>
+              </w:rPr>
+              <w:t>0,060810 s</w:t>
+            </w:r>
+          </w:p>
+        </w:tc>
+      </w:tr>
+      <w:tr>
+        <w:trPr>
+          <w:jc w:val="center"/>
+        </w:trPr>
+        <w:tc>
+          <w:tcPr>
+            <w:tcW w:w="864" w:type="dxa"/>
+            <w:tcMar>
+              <w:top w:w="60" w:type="dxa"/>
+              <w:left w:w="60" w:type="dxa"/>
+              <w:bottom w:w="60" w:type="dxa"/>
+              <w:right w:w="60" w:type="dxa"/>
+            </w:tcMar>
+            <w:vAlign w:val="center"/>
+          </w:tcPr>
+          <w:p>
+            <w:pPr>
+              <w:jc w:val="center"/>
+            </w:pPr>
+            <w:r>
+              <w:rPr>
+                <w:color w:val="007000"/>
+                <w:sz w:val="15"/>
+              </w:rPr>
+              <w:t>B-9</w:t>
+            </w:r>
+          </w:p>
+        </w:tc>
+        <w:tc>
+          <w:tcPr>
+            <w:tcW w:w="792" w:type="dxa"/>
+            <w:tcMar>
+              <w:top w:w="60" w:type="dxa"/>
+              <w:left w:w="60" w:type="dxa"/>
+              <w:bottom w:w="60" w:type="dxa"/>
+              <w:right w:w="60" w:type="dxa"/>
+            </w:tcMar>
+            <w:vAlign w:val="center"/>
+          </w:tcPr>
+          <w:p>
+            <w:pPr>
+              <w:jc w:val="center"/>
+            </w:pPr>
+            <w:r>
+              <w:rPr>
+                <w:color w:val="007000"/>
+                <w:sz w:val="15"/>
+              </w:rPr>
+              <w:t>90</w:t>
+            </w:r>
+          </w:p>
+        </w:tc>
+        <w:tc>
+          <w:tcPr>
+            <w:tcW w:w="936" w:type="dxa"/>
+            <w:tcMar>
+              <w:top w:w="60" w:type="dxa"/>
+              <w:left w:w="60" w:type="dxa"/>
+              <w:bottom w:w="60" w:type="dxa"/>
+              <w:right w:w="60" w:type="dxa"/>
+            </w:tcMar>
+            <w:vAlign w:val="center"/>
+          </w:tcPr>
+          <w:p>
+            <w:pPr>
+              <w:jc w:val="center"/>
+            </w:pPr>
+            <w:r>
+              <w:rPr>
+                <w:color w:val="007000"/>
+                <w:sz w:val="15"/>
+              </w:rPr>
+              <w:t>100</w:t>
+            </w:r>
+          </w:p>
+        </w:tc>
+        <w:tc>
+          <w:tcPr>
+            <w:tcW w:w="1037" w:type="dxa"/>
+            <w:tcMar>
+              <w:top w:w="60" w:type="dxa"/>
+              <w:left w:w="60" w:type="dxa"/>
+              <w:bottom w:w="60" w:type="dxa"/>
+              <w:right w:w="60" w:type="dxa"/>
+            </w:tcMar>
+            <w:vAlign w:val="center"/>
+          </w:tcPr>
+          <w:p>
+            <w:pPr>
+              <w:jc w:val="center"/>
+            </w:pPr>
+            <w:r>
+              <w:rPr>
+                <w:color w:val="007000"/>
+                <w:sz w:val="15"/>
+              </w:rPr>
+              <w:t>100,0 %</w:t>
+            </w:r>
+          </w:p>
+        </w:tc>
+        <w:tc>
+          <w:tcPr>
+            <w:tcW w:w="1037" w:type="dxa"/>
+            <w:tcMar>
+              <w:top w:w="60" w:type="dxa"/>
+              <w:left w:w="60" w:type="dxa"/>
+              <w:bottom w:w="60" w:type="dxa"/>
+              <w:right w:w="60" w:type="dxa"/>
+            </w:tcMar>
+            <w:vAlign w:val="center"/>
+          </w:tcPr>
+          <w:p>
+            <w:pPr>
+              <w:jc w:val="center"/>
+            </w:pPr>
+            <w:r>
+              <w:rPr>
+                <w:color w:val="007000"/>
+                <w:sz w:val="15"/>
+              </w:rPr>
+              <w:t>0,6 %</w:t>
+            </w:r>
+          </w:p>
+        </w:tc>
+        <w:tc>
+          <w:tcPr>
+            <w:tcW w:w="1296" w:type="dxa"/>
+            <w:tcMar>
+              <w:top w:w="60" w:type="dxa"/>
+              <w:left w:w="60" w:type="dxa"/>
+              <w:bottom w:w="60" w:type="dxa"/>
+              <w:right w:w="60" w:type="dxa"/>
+            </w:tcMar>
+            <w:vAlign w:val="center"/>
+          </w:tcPr>
+          <w:p>
+            <w:pPr>
+              <w:jc w:val="center"/>
+            </w:pPr>
+            <w:r>
+              <w:rPr>
+                <w:color w:val="007000"/>
+                <w:sz w:val="15"/>
+              </w:rPr>
+              <w:t>0,000275 s</w:t>
+            </w:r>
+          </w:p>
+        </w:tc>
+        <w:tc>
+          <w:tcPr>
+            <w:tcW w:w="1368" w:type="dxa"/>
+            <w:tcMar>
+              <w:top w:w="60" w:type="dxa"/>
+              <w:left w:w="60" w:type="dxa"/>
+              <w:bottom w:w="60" w:type="dxa"/>
+              <w:right w:w="60" w:type="dxa"/>
+            </w:tcMar>
+            <w:vAlign w:val="center"/>
+          </w:tcPr>
+          <w:p>
+            <w:pPr>
+              <w:jc w:val="center"/>
+            </w:pPr>
+            <w:r>
+              <w:rPr>
+                <w:color w:val="007000"/>
+                <w:sz w:val="15"/>
+              </w:rPr>
+              <w:t>0,210258 s</w:t>
+            </w:r>
+          </w:p>
+        </w:tc>
+      </w:tr>
+      <w:tr>
+        <w:trPr>
+          <w:jc w:val="center"/>
+        </w:trPr>
+        <w:tc>
+          <w:tcPr>
+            <w:tcW w:w="864" w:type="dxa"/>
+            <w:tcMar>
+              <w:top w:w="60" w:type="dxa"/>
+              <w:left w:w="60" w:type="dxa"/>
+              <w:bottom w:w="60" w:type="dxa"/>
+              <w:right w:w="60" w:type="dxa"/>
+            </w:tcMar>
+            <w:vAlign w:val="center"/>
+          </w:tcPr>
+          <w:p>
+            <w:pPr>
+              <w:jc w:val="center"/>
+            </w:pPr>
+            <w:r>
+              <w:rPr>
+                <w:color w:val="007000"/>
+                <w:sz w:val="15"/>
+              </w:rPr>
+              <w:t>C-10</w:t>
+            </w:r>
+          </w:p>
+        </w:tc>
+        <w:tc>
+          <w:tcPr>
+            <w:tcW w:w="792" w:type="dxa"/>
+            <w:tcMar>
+              <w:top w:w="60" w:type="dxa"/>
+              <w:left w:w="60" w:type="dxa"/>
+              <w:bottom w:w="60" w:type="dxa"/>
+              <w:right w:w="60" w:type="dxa"/>
+            </w:tcMar>
+            <w:vAlign w:val="center"/>
+          </w:tcPr>
+          <w:p>
+            <w:pPr>
+              <w:jc w:val="center"/>
+            </w:pPr>
+            <w:r>
+              <w:rPr>
+                <w:color w:val="007000"/>
+                <w:sz w:val="15"/>
+              </w:rPr>
+              <w:t>110</w:t>
+            </w:r>
+          </w:p>
+        </w:tc>
+        <w:tc>
+          <w:tcPr>
+            <w:tcW w:w="936" w:type="dxa"/>
+            <w:tcMar>
+              <w:top w:w="60" w:type="dxa"/>
+              <w:left w:w="60" w:type="dxa"/>
+              <w:bottom w:w="60" w:type="dxa"/>
+              <w:right w:w="60" w:type="dxa"/>
+            </w:tcMar>
+            <w:vAlign w:val="center"/>
+          </w:tcPr>
+          <w:p>
+            <w:pPr>
+              <w:jc w:val="center"/>
+            </w:pPr>
+            <w:r>
+              <w:rPr>
+                <w:color w:val="007000"/>
+                <w:sz w:val="15"/>
+              </w:rPr>
+              <w:t>100</w:t>
+            </w:r>
+          </w:p>
+        </w:tc>
+        <w:tc>
+          <w:tcPr>
+            <w:tcW w:w="1037" w:type="dxa"/>
+            <w:tcMar>
+              <w:top w:w="60" w:type="dxa"/>
+              <w:left w:w="60" w:type="dxa"/>
+              <w:bottom w:w="60" w:type="dxa"/>
+              <w:right w:w="60" w:type="dxa"/>
+            </w:tcMar>
+            <w:vAlign w:val="center"/>
+          </w:tcPr>
+          <w:p>
+            <w:pPr>
+              <w:jc w:val="center"/>
+            </w:pPr>
+            <w:r>
+              <w:rPr>
+                <w:color w:val="007000"/>
+                <w:sz w:val="15"/>
+              </w:rPr>
+              <w:t>99,8 %</w:t>
+            </w:r>
+          </w:p>
+        </w:tc>
+        <w:tc>
+          <w:tcPr>
+            <w:tcW w:w="1037" w:type="dxa"/>
+            <w:tcMar>
+              <w:top w:w="60" w:type="dxa"/>
+              <w:left w:w="60" w:type="dxa"/>
+              <w:bottom w:w="60" w:type="dxa"/>
+              <w:right w:w="60" w:type="dxa"/>
+            </w:tcMar>
+            <w:vAlign w:val="center"/>
+          </w:tcPr>
+          <w:p>
+            <w:pPr>
+              <w:jc w:val="center"/>
+            </w:pPr>
+            <w:r>
+              <w:rPr>
+                <w:color w:val="007000"/>
+                <w:sz w:val="15"/>
+              </w:rPr>
+              <w:t>0,4 %</w:t>
+            </w:r>
+          </w:p>
+        </w:tc>
+        <w:tc>
+          <w:tcPr>
+            <w:tcW w:w="1296" w:type="dxa"/>
+            <w:tcMar>
+              <w:top w:w="60" w:type="dxa"/>
+              <w:left w:w="60" w:type="dxa"/>
+              <w:bottom w:w="60" w:type="dxa"/>
+              <w:right w:w="60" w:type="dxa"/>
+            </w:tcMar>
+            <w:vAlign w:val="center"/>
+          </w:tcPr>
+          <w:p>
+            <w:pPr>
+              <w:jc w:val="center"/>
+            </w:pPr>
+            <w:r>
+              <w:rPr>
+                <w:color w:val="007000"/>
+                <w:sz w:val="15"/>
+              </w:rPr>
+              <w:t>0,000312 s</w:t>
+            </w:r>
+          </w:p>
+        </w:tc>
+        <w:tc>
+          <w:tcPr>
+            <w:tcW w:w="1368" w:type="dxa"/>
+            <w:tcMar>
+              <w:top w:w="60" w:type="dxa"/>
+              <w:left w:w="60" w:type="dxa"/>
+              <w:bottom w:w="60" w:type="dxa"/>
+              <w:right w:w="60" w:type="dxa"/>
+            </w:tcMar>
+            <w:vAlign w:val="center"/>
+          </w:tcPr>
+          <w:p>
+            <w:pPr>
+              <w:jc w:val="center"/>
+            </w:pPr>
+            <w:r>
+              <w:rPr>
+                <w:color w:val="007000"/>
+                <w:sz w:val="15"/>
+              </w:rPr>
+              <w:t>0,358492 s</w:t>
+            </w:r>
+          </w:p>
+        </w:tc>
+      </w:tr>
+    </w:tbl>
+    <w:p>
+      <w:r>
+        <w:rPr>
+          <w:color w:val="007000"/>
+          <w:sz w:val="21"/>
+        </w:rPr>
+        <w:t>El barrido prueba 10, 50, 100, 500 y 1000 sweeps con cinco semillas y 100 reads por semilla. El resultado confirma la observación que me hacía Paulet: aumentar sweeps puede elevar la probabilidad de éxito por lectura, pero no necesariamente reduce el tiempo necesario para alcanzar una solución con alta confianza. Por ejemplo, en C el TTS_99 al óptimo es 0,358492 s con 100 sweeps y aumenta a 0,794510 s con 1000 sweeps.</w:t>
+      </w:r>
+    </w:p>
+    <w:p>
+      <w:r>
+        <w:rPr>
+          <w:color w:val="007000"/>
+          <w:sz w:val="21"/>
+        </w:rPr>
+        <w:t>Esta medición tampoco contradice la tabla anterior de 20 semillas. Allí considero éxito de una ejecución si el mejor estado entre 100 reads alcanza el óptimo; aquí p_opt es la probabilidad de éxito de un read individual. Con 1000 sweeps, las probabilidades por read observadas son 6,6 %, 3,6 % y 1,2 % para A, B y C. La probabilidad correspondiente de que un lote de 100 reads contenga al menos un óptimo es aproximadamente 99,89 %, 97,44 % y 70,10 %, valores coherentes con las tasas anteriores de 100 %, 95 % y 65 % por semilla.</w:t>
+      </w:r>
+    </w:p>
+    <w:p>
+      <w:r>
+        <w:rPr>
+          <w:color w:val="007000"/>
+          <w:sz w:val="21"/>
+        </w:rPr>
+        <w:t>Por tanto, mantengo el experimento de 1000 sweeps como parte de la bitácora y de la robustez, pero para comparar eficiencia uso TTS y no el número bruto de sweeps. La mejor configuración observada depende de la instancia.</w:t>
+      </w:r>
+    </w:p>
+    <w:p>
+      <w:r>
+        <w:rPr>
+          <w:i/>
+          <w:color w:val="007000"/>
+          <w:sz w:val="19"/>
+        </w:rPr>
+        <w:t>Archivos reproducibles: sa_tts_barrido_v2.py; semillas 20260902–20260906; sa_tts_barrido_v2_20260902_213902.txt.</w:t>
       </w:r>
     </w:p>
     <w:p>
@@ -6732,6 +8138,7 @@
           <w:sz w:val="22"/>
           <w:szCs w:val="22"/>
         </w:rPr>
+        <w:lastRenderedPageBreak/>
         <w:t>Primera implementación con QAOA</w:t>
       </w:r>
     </w:p>
@@ -6911,7 +8318,6 @@
                 <w:rFonts w:cstheme="minorHAnsi"/>
                 <w:b/>
               </w:rPr>
-              <w:lastRenderedPageBreak/>
               <w:t>Parámetro</w:t>
             </w:r>
           </w:p>
@@ -7283,6 +8689,7 @@
           <w:rFonts w:asciiTheme="minorHAnsi" w:hAnsiTheme="minorHAnsi" w:cstheme="minorHAnsi"/>
           <w:sz w:val="22"/>
         </w:rPr>
+        <w:lastRenderedPageBreak/>
         <w:t>estados totales   = 2^20 = 1.048.576</w:t>
       </w:r>
       <w:r>
@@ -7371,6 +8778,1428 @@
     </w:p>
     <w:p>
       <w:pPr>
+        <w:spacing w:before="160" w:after="80"/>
+      </w:pPr>
+      <w:r>
+        <w:rPr>
+          <w:b/>
+          <w:color w:val="007000"/>
+          <w:sz w:val="24"/>
+        </w:rPr>
+        <w:t>CORRECCIÓN— Barrido de QAOA y TTS</w:t>
+      </w:r>
+    </w:p>
+    <w:p>
+      <w:r>
+        <w:rPr>
+          <w:color w:val="007000"/>
+          <w:sz w:val="21"/>
+        </w:rPr>
+        <w:t>La primera ejecución de QAOA con 30 iteraciones y 2048 shots queda como prueba inicial, pero no la uso ya como única evidencia. Para comprobar si los parámetros están sobredimensionados mantengo p=1 y la misma instancia de 20 qubits, y hago un barrido sistemático de maxiter=[1,3,5,10,15,20,25,30] y shots=[20,40,80,160], es decir, N, 2N, 4N y 8N con N=20 variables.</w:t>
+      </w:r>
+    </w:p>
+    <w:tbl>
+      <w:tblPr>
+        <w:tblStyle w:val="Tablaconcuadrcula"/>
+        <w:tblW w:w="0" w:type="auto"/>
+        <w:jc w:val="center"/>
+        <w:tblLook w:val="04A0" w:firstRow="1" w:lastRow="0" w:firstColumn="1" w:lastColumn="0" w:noHBand="0" w:noVBand="1"/>
+      </w:tblPr>
+      <w:tblGrid>
+        <w:gridCol w:w="936"/>
+        <w:gridCol w:w="1080"/>
+        <w:gridCol w:w="1944"/>
+        <w:gridCol w:w="936"/>
+        <w:gridCol w:w="936"/>
+        <w:gridCol w:w="1440"/>
+      </w:tblGrid>
+      <w:tr>
+        <w:trPr>
+          <w:jc w:val="center"/>
+        </w:trPr>
+        <w:tc>
+          <w:tcPr>
+            <w:tcW w:w="936" w:type="dxa"/>
+            <w:tcMar>
+              <w:top w:w="60" w:type="dxa"/>
+              <w:left w:w="60" w:type="dxa"/>
+              <w:bottom w:w="60" w:type="dxa"/>
+              <w:right w:w="60" w:type="dxa"/>
+            </w:tcMar>
+            <w:vAlign w:val="center"/>
+          </w:tcPr>
+          <w:p>
+            <w:pPr>
+              <w:jc w:val="center"/>
+            </w:pPr>
+            <w:r>
+              <w:rPr>
+                <w:b/>
+                <w:color w:val="007000"/>
+                <w:sz w:val="15"/>
+              </w:rPr>
+              <w:t>maxiter</w:t>
+            </w:r>
+          </w:p>
+        </w:tc>
+        <w:tc>
+          <w:tcPr>
+            <w:tcW w:w="1080" w:type="dxa"/>
+            <w:tcMar>
+              <w:top w:w="60" w:type="dxa"/>
+              <w:left w:w="60" w:type="dxa"/>
+              <w:bottom w:w="60" w:type="dxa"/>
+              <w:right w:w="60" w:type="dxa"/>
+            </w:tcMar>
+            <w:vAlign w:val="center"/>
+          </w:tcPr>
+          <w:p>
+            <w:pPr>
+              <w:jc w:val="center"/>
+            </w:pPr>
+            <w:r>
+              <w:rPr>
+                <w:b/>
+                <w:color w:val="007000"/>
+                <w:sz w:val="15"/>
+              </w:rPr>
+              <w:t>shots</w:t>
+            </w:r>
+          </w:p>
+        </w:tc>
+        <w:tc>
+          <w:tcPr>
+            <w:tcW w:w="1944" w:type="dxa"/>
+            <w:tcMar>
+              <w:top w:w="60" w:type="dxa"/>
+              <w:left w:w="60" w:type="dxa"/>
+              <w:bottom w:w="60" w:type="dxa"/>
+              <w:right w:w="60" w:type="dxa"/>
+            </w:tcMar>
+            <w:vAlign w:val="center"/>
+          </w:tcPr>
+          <w:p>
+            <w:pPr>
+              <w:jc w:val="center"/>
+            </w:pPr>
+            <w:r>
+              <w:rPr>
+                <w:b/>
+                <w:color w:val="007000"/>
+                <w:sz w:val="15"/>
+              </w:rPr>
+              <w:t>tiempo observado</w:t>
+            </w:r>
+          </w:p>
+        </w:tc>
+        <w:tc>
+          <w:tcPr>
+            <w:tcW w:w="936" w:type="dxa"/>
+            <w:tcMar>
+              <w:top w:w="60" w:type="dxa"/>
+              <w:left w:w="60" w:type="dxa"/>
+              <w:bottom w:w="60" w:type="dxa"/>
+              <w:right w:w="60" w:type="dxa"/>
+            </w:tcMar>
+            <w:vAlign w:val="center"/>
+          </w:tcPr>
+          <w:p>
+            <w:pPr>
+              <w:jc w:val="center"/>
+            </w:pPr>
+            <w:r>
+              <w:rPr>
+                <w:b/>
+                <w:color w:val="007000"/>
+                <w:sz w:val="15"/>
+              </w:rPr>
+              <w:t>p_fact</w:t>
+            </w:r>
+          </w:p>
+        </w:tc>
+        <w:tc>
+          <w:tcPr>
+            <w:tcW w:w="936" w:type="dxa"/>
+            <w:tcMar>
+              <w:top w:w="60" w:type="dxa"/>
+              <w:left w:w="60" w:type="dxa"/>
+              <w:bottom w:w="60" w:type="dxa"/>
+              <w:right w:w="60" w:type="dxa"/>
+            </w:tcMar>
+            <w:vAlign w:val="center"/>
+          </w:tcPr>
+          <w:p>
+            <w:pPr>
+              <w:jc w:val="center"/>
+            </w:pPr>
+            <w:r>
+              <w:rPr>
+                <w:b/>
+                <w:color w:val="007000"/>
+                <w:sz w:val="15"/>
+              </w:rPr>
+              <w:t>p_opt</w:t>
+            </w:r>
+          </w:p>
+        </w:tc>
+        <w:tc>
+          <w:tcPr>
+            <w:tcW w:w="1440" w:type="dxa"/>
+            <w:tcMar>
+              <w:top w:w="60" w:type="dxa"/>
+              <w:left w:w="60" w:type="dxa"/>
+              <w:bottom w:w="60" w:type="dxa"/>
+              <w:right w:w="60" w:type="dxa"/>
+            </w:tcMar>
+            <w:vAlign w:val="center"/>
+          </w:tcPr>
+          <w:p>
+            <w:pPr>
+              <w:jc w:val="center"/>
+            </w:pPr>
+            <w:r>
+              <w:rPr>
+                <w:b/>
+                <w:color w:val="007000"/>
+                <w:sz w:val="15"/>
+              </w:rPr>
+              <w:t>TTS99</w:t>
+            </w:r>
+          </w:p>
+        </w:tc>
+      </w:tr>
+      <w:tr>
+        <w:trPr>
+          <w:jc w:val="center"/>
+        </w:trPr>
+        <w:tc>
+          <w:tcPr>
+            <w:tcW w:w="936" w:type="dxa"/>
+            <w:tcMar>
+              <w:top w:w="60" w:type="dxa"/>
+              <w:left w:w="60" w:type="dxa"/>
+              <w:bottom w:w="60" w:type="dxa"/>
+              <w:right w:w="60" w:type="dxa"/>
+            </w:tcMar>
+            <w:vAlign w:val="center"/>
+          </w:tcPr>
+          <w:p>
+            <w:pPr>
+              <w:jc w:val="center"/>
+            </w:pPr>
+            <w:r>
+              <w:rPr>
+                <w:color w:val="007000"/>
+                <w:sz w:val="15"/>
+              </w:rPr>
+              <w:t>1</w:t>
+            </w:r>
+          </w:p>
+        </w:tc>
+        <w:tc>
+          <w:tcPr>
+            <w:tcW w:w="1080" w:type="dxa"/>
+            <w:tcMar>
+              <w:top w:w="60" w:type="dxa"/>
+              <w:left w:w="60" w:type="dxa"/>
+              <w:bottom w:w="60" w:type="dxa"/>
+              <w:right w:w="60" w:type="dxa"/>
+            </w:tcMar>
+            <w:vAlign w:val="center"/>
+          </w:tcPr>
+          <w:p>
+            <w:pPr>
+              <w:jc w:val="center"/>
+            </w:pPr>
+            <w:r>
+              <w:rPr>
+                <w:color w:val="007000"/>
+                <w:sz w:val="15"/>
+              </w:rPr>
+              <w:t>20–160</w:t>
+            </w:r>
+          </w:p>
+        </w:tc>
+        <w:tc>
+          <w:tcPr>
+            <w:tcW w:w="1944" w:type="dxa"/>
+            <w:tcMar>
+              <w:top w:w="60" w:type="dxa"/>
+              <w:left w:w="60" w:type="dxa"/>
+              <w:bottom w:w="60" w:type="dxa"/>
+              <w:right w:w="60" w:type="dxa"/>
+            </w:tcMar>
+            <w:vAlign w:val="center"/>
+          </w:tcPr>
+          <w:p>
+            <w:pPr>
+              <w:jc w:val="center"/>
+            </w:pPr>
+            <w:r>
+              <w:rPr>
+                <w:color w:val="007000"/>
+                <w:sz w:val="15"/>
+              </w:rPr>
+              <w:t>66,436–78,044 s</w:t>
+            </w:r>
+          </w:p>
+        </w:tc>
+        <w:tc>
+          <w:tcPr>
+            <w:tcW w:w="936" w:type="dxa"/>
+            <w:tcMar>
+              <w:top w:w="60" w:type="dxa"/>
+              <w:left w:w="60" w:type="dxa"/>
+              <w:bottom w:w="60" w:type="dxa"/>
+              <w:right w:w="60" w:type="dxa"/>
+            </w:tcMar>
+            <w:vAlign w:val="center"/>
+          </w:tcPr>
+          <w:p>
+            <w:pPr>
+              <w:jc w:val="center"/>
+            </w:pPr>
+            <w:r>
+              <w:rPr>
+                <w:color w:val="007000"/>
+                <w:sz w:val="15"/>
+              </w:rPr>
+              <w:t>0 %</w:t>
+            </w:r>
+          </w:p>
+        </w:tc>
+        <w:tc>
+          <w:tcPr>
+            <w:tcW w:w="936" w:type="dxa"/>
+            <w:tcMar>
+              <w:top w:w="60" w:type="dxa"/>
+              <w:left w:w="60" w:type="dxa"/>
+              <w:bottom w:w="60" w:type="dxa"/>
+              <w:right w:w="60" w:type="dxa"/>
+            </w:tcMar>
+            <w:vAlign w:val="center"/>
+          </w:tcPr>
+          <w:p>
+            <w:pPr>
+              <w:jc w:val="center"/>
+            </w:pPr>
+            <w:r>
+              <w:rPr>
+                <w:color w:val="007000"/>
+                <w:sz w:val="15"/>
+              </w:rPr>
+              <w:t>0 %</w:t>
+            </w:r>
+          </w:p>
+        </w:tc>
+        <w:tc>
+          <w:tcPr>
+            <w:tcW w:w="1440" w:type="dxa"/>
+            <w:tcMar>
+              <w:top w:w="60" w:type="dxa"/>
+              <w:left w:w="60" w:type="dxa"/>
+              <w:bottom w:w="60" w:type="dxa"/>
+              <w:right w:w="60" w:type="dxa"/>
+            </w:tcMar>
+            <w:vAlign w:val="center"/>
+          </w:tcPr>
+          <w:p>
+            <w:pPr>
+              <w:jc w:val="center"/>
+            </w:pPr>
+            <w:r>
+              <w:rPr>
+                <w:color w:val="007000"/>
+                <w:sz w:val="15"/>
+              </w:rPr>
+              <w:t>no estimable</w:t>
+            </w:r>
+          </w:p>
+        </w:tc>
+      </w:tr>
+      <w:tr>
+        <w:trPr>
+          <w:jc w:val="center"/>
+        </w:trPr>
+        <w:tc>
+          <w:tcPr>
+            <w:tcW w:w="936" w:type="dxa"/>
+            <w:tcMar>
+              <w:top w:w="60" w:type="dxa"/>
+              <w:left w:w="60" w:type="dxa"/>
+              <w:bottom w:w="60" w:type="dxa"/>
+              <w:right w:w="60" w:type="dxa"/>
+            </w:tcMar>
+            <w:vAlign w:val="center"/>
+          </w:tcPr>
+          <w:p>
+            <w:pPr>
+              <w:jc w:val="center"/>
+            </w:pPr>
+            <w:r>
+              <w:rPr>
+                <w:color w:val="007000"/>
+                <w:sz w:val="15"/>
+              </w:rPr>
+              <w:t>3</w:t>
+            </w:r>
+          </w:p>
+        </w:tc>
+        <w:tc>
+          <w:tcPr>
+            <w:tcW w:w="1080" w:type="dxa"/>
+            <w:tcMar>
+              <w:top w:w="60" w:type="dxa"/>
+              <w:left w:w="60" w:type="dxa"/>
+              <w:bottom w:w="60" w:type="dxa"/>
+              <w:right w:w="60" w:type="dxa"/>
+            </w:tcMar>
+            <w:vAlign w:val="center"/>
+          </w:tcPr>
+          <w:p>
+            <w:pPr>
+              <w:jc w:val="center"/>
+            </w:pPr>
+            <w:r>
+              <w:rPr>
+                <w:color w:val="007000"/>
+                <w:sz w:val="15"/>
+              </w:rPr>
+              <w:t>20–160</w:t>
+            </w:r>
+          </w:p>
+        </w:tc>
+        <w:tc>
+          <w:tcPr>
+            <w:tcW w:w="1944" w:type="dxa"/>
+            <w:tcMar>
+              <w:top w:w="60" w:type="dxa"/>
+              <w:left w:w="60" w:type="dxa"/>
+              <w:bottom w:w="60" w:type="dxa"/>
+              <w:right w:w="60" w:type="dxa"/>
+            </w:tcMar>
+            <w:vAlign w:val="center"/>
+          </w:tcPr>
+          <w:p>
+            <w:pPr>
+              <w:jc w:val="center"/>
+            </w:pPr>
+            <w:r>
+              <w:rPr>
+                <w:color w:val="007000"/>
+                <w:sz w:val="15"/>
+              </w:rPr>
+              <w:t>68,356–78,604 s</w:t>
+            </w:r>
+          </w:p>
+        </w:tc>
+        <w:tc>
+          <w:tcPr>
+            <w:tcW w:w="936" w:type="dxa"/>
+            <w:tcMar>
+              <w:top w:w="60" w:type="dxa"/>
+              <w:left w:w="60" w:type="dxa"/>
+              <w:bottom w:w="60" w:type="dxa"/>
+              <w:right w:w="60" w:type="dxa"/>
+            </w:tcMar>
+            <w:vAlign w:val="center"/>
+          </w:tcPr>
+          <w:p>
+            <w:pPr>
+              <w:jc w:val="center"/>
+            </w:pPr>
+            <w:r>
+              <w:rPr>
+                <w:color w:val="007000"/>
+                <w:sz w:val="15"/>
+              </w:rPr>
+              <w:t>0 %</w:t>
+            </w:r>
+          </w:p>
+        </w:tc>
+        <w:tc>
+          <w:tcPr>
+            <w:tcW w:w="936" w:type="dxa"/>
+            <w:tcMar>
+              <w:top w:w="60" w:type="dxa"/>
+              <w:left w:w="60" w:type="dxa"/>
+              <w:bottom w:w="60" w:type="dxa"/>
+              <w:right w:w="60" w:type="dxa"/>
+            </w:tcMar>
+            <w:vAlign w:val="center"/>
+          </w:tcPr>
+          <w:p>
+            <w:pPr>
+              <w:jc w:val="center"/>
+            </w:pPr>
+            <w:r>
+              <w:rPr>
+                <w:color w:val="007000"/>
+                <w:sz w:val="15"/>
+              </w:rPr>
+              <w:t>0 %</w:t>
+            </w:r>
+          </w:p>
+        </w:tc>
+        <w:tc>
+          <w:tcPr>
+            <w:tcW w:w="1440" w:type="dxa"/>
+            <w:tcMar>
+              <w:top w:w="60" w:type="dxa"/>
+              <w:left w:w="60" w:type="dxa"/>
+              <w:bottom w:w="60" w:type="dxa"/>
+              <w:right w:w="60" w:type="dxa"/>
+            </w:tcMar>
+            <w:vAlign w:val="center"/>
+          </w:tcPr>
+          <w:p>
+            <w:pPr>
+              <w:jc w:val="center"/>
+            </w:pPr>
+            <w:r>
+              <w:rPr>
+                <w:color w:val="007000"/>
+                <w:sz w:val="15"/>
+              </w:rPr>
+              <w:t>no estimable</w:t>
+            </w:r>
+          </w:p>
+        </w:tc>
+      </w:tr>
+      <w:tr>
+        <w:trPr>
+          <w:jc w:val="center"/>
+        </w:trPr>
+        <w:tc>
+          <w:tcPr>
+            <w:tcW w:w="936" w:type="dxa"/>
+            <w:tcMar>
+              <w:top w:w="60" w:type="dxa"/>
+              <w:left w:w="60" w:type="dxa"/>
+              <w:bottom w:w="60" w:type="dxa"/>
+              <w:right w:w="60" w:type="dxa"/>
+            </w:tcMar>
+            <w:vAlign w:val="center"/>
+          </w:tcPr>
+          <w:p>
+            <w:pPr>
+              <w:jc w:val="center"/>
+            </w:pPr>
+            <w:r>
+              <w:rPr>
+                <w:color w:val="007000"/>
+                <w:sz w:val="15"/>
+              </w:rPr>
+              <w:t>5</w:t>
+            </w:r>
+          </w:p>
+        </w:tc>
+        <w:tc>
+          <w:tcPr>
+            <w:tcW w:w="1080" w:type="dxa"/>
+            <w:tcMar>
+              <w:top w:w="60" w:type="dxa"/>
+              <w:left w:w="60" w:type="dxa"/>
+              <w:bottom w:w="60" w:type="dxa"/>
+              <w:right w:w="60" w:type="dxa"/>
+            </w:tcMar>
+            <w:vAlign w:val="center"/>
+          </w:tcPr>
+          <w:p>
+            <w:pPr>
+              <w:jc w:val="center"/>
+            </w:pPr>
+            <w:r>
+              <w:rPr>
+                <w:color w:val="007000"/>
+                <w:sz w:val="15"/>
+              </w:rPr>
+              <w:t>20–160</w:t>
+            </w:r>
+          </w:p>
+        </w:tc>
+        <w:tc>
+          <w:tcPr>
+            <w:tcW w:w="1944" w:type="dxa"/>
+            <w:tcMar>
+              <w:top w:w="60" w:type="dxa"/>
+              <w:left w:w="60" w:type="dxa"/>
+              <w:bottom w:w="60" w:type="dxa"/>
+              <w:right w:w="60" w:type="dxa"/>
+            </w:tcMar>
+            <w:vAlign w:val="center"/>
+          </w:tcPr>
+          <w:p>
+            <w:pPr>
+              <w:jc w:val="center"/>
+            </w:pPr>
+            <w:r>
+              <w:rPr>
+                <w:color w:val="007000"/>
+                <w:sz w:val="15"/>
+              </w:rPr>
+              <w:t>86,251–89,424 s</w:t>
+            </w:r>
+          </w:p>
+        </w:tc>
+        <w:tc>
+          <w:tcPr>
+            <w:tcW w:w="936" w:type="dxa"/>
+            <w:tcMar>
+              <w:top w:w="60" w:type="dxa"/>
+              <w:left w:w="60" w:type="dxa"/>
+              <w:bottom w:w="60" w:type="dxa"/>
+              <w:right w:w="60" w:type="dxa"/>
+            </w:tcMar>
+            <w:vAlign w:val="center"/>
+          </w:tcPr>
+          <w:p>
+            <w:pPr>
+              <w:jc w:val="center"/>
+            </w:pPr>
+            <w:r>
+              <w:rPr>
+                <w:color w:val="007000"/>
+                <w:sz w:val="15"/>
+              </w:rPr>
+              <w:t>0 %</w:t>
+            </w:r>
+          </w:p>
+        </w:tc>
+        <w:tc>
+          <w:tcPr>
+            <w:tcW w:w="936" w:type="dxa"/>
+            <w:tcMar>
+              <w:top w:w="60" w:type="dxa"/>
+              <w:left w:w="60" w:type="dxa"/>
+              <w:bottom w:w="60" w:type="dxa"/>
+              <w:right w:w="60" w:type="dxa"/>
+            </w:tcMar>
+            <w:vAlign w:val="center"/>
+          </w:tcPr>
+          <w:p>
+            <w:pPr>
+              <w:jc w:val="center"/>
+            </w:pPr>
+            <w:r>
+              <w:rPr>
+                <w:color w:val="007000"/>
+                <w:sz w:val="15"/>
+              </w:rPr>
+              <w:t>0 %</w:t>
+            </w:r>
+          </w:p>
+        </w:tc>
+        <w:tc>
+          <w:tcPr>
+            <w:tcW w:w="1440" w:type="dxa"/>
+            <w:tcMar>
+              <w:top w:w="60" w:type="dxa"/>
+              <w:left w:w="60" w:type="dxa"/>
+              <w:bottom w:w="60" w:type="dxa"/>
+              <w:right w:w="60" w:type="dxa"/>
+            </w:tcMar>
+            <w:vAlign w:val="center"/>
+          </w:tcPr>
+          <w:p>
+            <w:pPr>
+              <w:jc w:val="center"/>
+            </w:pPr>
+            <w:r>
+              <w:rPr>
+                <w:color w:val="007000"/>
+                <w:sz w:val="15"/>
+              </w:rPr>
+              <w:t>no estimable</w:t>
+            </w:r>
+          </w:p>
+        </w:tc>
+      </w:tr>
+      <w:tr>
+        <w:trPr>
+          <w:jc w:val="center"/>
+        </w:trPr>
+        <w:tc>
+          <w:tcPr>
+            <w:tcW w:w="936" w:type="dxa"/>
+            <w:tcMar>
+              <w:top w:w="60" w:type="dxa"/>
+              <w:left w:w="60" w:type="dxa"/>
+              <w:bottom w:w="60" w:type="dxa"/>
+              <w:right w:w="60" w:type="dxa"/>
+            </w:tcMar>
+            <w:vAlign w:val="center"/>
+          </w:tcPr>
+          <w:p>
+            <w:pPr>
+              <w:jc w:val="center"/>
+            </w:pPr>
+            <w:r>
+              <w:rPr>
+                <w:color w:val="007000"/>
+                <w:sz w:val="15"/>
+              </w:rPr>
+              <w:t>10</w:t>
+            </w:r>
+          </w:p>
+        </w:tc>
+        <w:tc>
+          <w:tcPr>
+            <w:tcW w:w="1080" w:type="dxa"/>
+            <w:tcMar>
+              <w:top w:w="60" w:type="dxa"/>
+              <w:left w:w="60" w:type="dxa"/>
+              <w:bottom w:w="60" w:type="dxa"/>
+              <w:right w:w="60" w:type="dxa"/>
+            </w:tcMar>
+            <w:vAlign w:val="center"/>
+          </w:tcPr>
+          <w:p>
+            <w:pPr>
+              <w:jc w:val="center"/>
+            </w:pPr>
+            <w:r>
+              <w:rPr>
+                <w:color w:val="007000"/>
+                <w:sz w:val="15"/>
+              </w:rPr>
+              <w:t>20–160</w:t>
+            </w:r>
+          </w:p>
+        </w:tc>
+        <w:tc>
+          <w:tcPr>
+            <w:tcW w:w="1944" w:type="dxa"/>
+            <w:tcMar>
+              <w:top w:w="60" w:type="dxa"/>
+              <w:left w:w="60" w:type="dxa"/>
+              <w:bottom w:w="60" w:type="dxa"/>
+              <w:right w:w="60" w:type="dxa"/>
+            </w:tcMar>
+            <w:vAlign w:val="center"/>
+          </w:tcPr>
+          <w:p>
+            <w:pPr>
+              <w:jc w:val="center"/>
+            </w:pPr>
+            <w:r>
+              <w:rPr>
+                <w:color w:val="007000"/>
+                <w:sz w:val="15"/>
+              </w:rPr>
+              <w:t>149,473–158,871 s</w:t>
+            </w:r>
+          </w:p>
+        </w:tc>
+        <w:tc>
+          <w:tcPr>
+            <w:tcW w:w="936" w:type="dxa"/>
+            <w:tcMar>
+              <w:top w:w="60" w:type="dxa"/>
+              <w:left w:w="60" w:type="dxa"/>
+              <w:bottom w:w="60" w:type="dxa"/>
+              <w:right w:w="60" w:type="dxa"/>
+            </w:tcMar>
+            <w:vAlign w:val="center"/>
+          </w:tcPr>
+          <w:p>
+            <w:pPr>
+              <w:jc w:val="center"/>
+            </w:pPr>
+            <w:r>
+              <w:rPr>
+                <w:color w:val="007000"/>
+                <w:sz w:val="15"/>
+              </w:rPr>
+              <w:t>0 %</w:t>
+            </w:r>
+          </w:p>
+        </w:tc>
+        <w:tc>
+          <w:tcPr>
+            <w:tcW w:w="936" w:type="dxa"/>
+            <w:tcMar>
+              <w:top w:w="60" w:type="dxa"/>
+              <w:left w:w="60" w:type="dxa"/>
+              <w:bottom w:w="60" w:type="dxa"/>
+              <w:right w:w="60" w:type="dxa"/>
+            </w:tcMar>
+            <w:vAlign w:val="center"/>
+          </w:tcPr>
+          <w:p>
+            <w:pPr>
+              <w:jc w:val="center"/>
+            </w:pPr>
+            <w:r>
+              <w:rPr>
+                <w:color w:val="007000"/>
+                <w:sz w:val="15"/>
+              </w:rPr>
+              <w:t>0 %</w:t>
+            </w:r>
+          </w:p>
+        </w:tc>
+        <w:tc>
+          <w:tcPr>
+            <w:tcW w:w="1440" w:type="dxa"/>
+            <w:tcMar>
+              <w:top w:w="60" w:type="dxa"/>
+              <w:left w:w="60" w:type="dxa"/>
+              <w:bottom w:w="60" w:type="dxa"/>
+              <w:right w:w="60" w:type="dxa"/>
+            </w:tcMar>
+            <w:vAlign w:val="center"/>
+          </w:tcPr>
+          <w:p>
+            <w:pPr>
+              <w:jc w:val="center"/>
+            </w:pPr>
+            <w:r>
+              <w:rPr>
+                <w:color w:val="007000"/>
+                <w:sz w:val="15"/>
+              </w:rPr>
+              <w:t>no estimable</w:t>
+            </w:r>
+          </w:p>
+        </w:tc>
+      </w:tr>
+      <w:tr>
+        <w:trPr>
+          <w:jc w:val="center"/>
+        </w:trPr>
+        <w:tc>
+          <w:tcPr>
+            <w:tcW w:w="936" w:type="dxa"/>
+            <w:tcMar>
+              <w:top w:w="60" w:type="dxa"/>
+              <w:left w:w="60" w:type="dxa"/>
+              <w:bottom w:w="60" w:type="dxa"/>
+              <w:right w:w="60" w:type="dxa"/>
+            </w:tcMar>
+            <w:vAlign w:val="center"/>
+          </w:tcPr>
+          <w:p>
+            <w:pPr>
+              <w:jc w:val="center"/>
+            </w:pPr>
+            <w:r>
+              <w:rPr>
+                <w:color w:val="007000"/>
+                <w:sz w:val="15"/>
+              </w:rPr>
+              <w:t>15</w:t>
+            </w:r>
+          </w:p>
+        </w:tc>
+        <w:tc>
+          <w:tcPr>
+            <w:tcW w:w="1080" w:type="dxa"/>
+            <w:tcMar>
+              <w:top w:w="60" w:type="dxa"/>
+              <w:left w:w="60" w:type="dxa"/>
+              <w:bottom w:w="60" w:type="dxa"/>
+              <w:right w:w="60" w:type="dxa"/>
+            </w:tcMar>
+            <w:vAlign w:val="center"/>
+          </w:tcPr>
+          <w:p>
+            <w:pPr>
+              <w:jc w:val="center"/>
+            </w:pPr>
+            <w:r>
+              <w:rPr>
+                <w:color w:val="007000"/>
+                <w:sz w:val="15"/>
+              </w:rPr>
+              <w:t>20–160</w:t>
+            </w:r>
+          </w:p>
+        </w:tc>
+        <w:tc>
+          <w:tcPr>
+            <w:tcW w:w="1944" w:type="dxa"/>
+            <w:tcMar>
+              <w:top w:w="60" w:type="dxa"/>
+              <w:left w:w="60" w:type="dxa"/>
+              <w:bottom w:w="60" w:type="dxa"/>
+              <w:right w:w="60" w:type="dxa"/>
+            </w:tcMar>
+            <w:vAlign w:val="center"/>
+          </w:tcPr>
+          <w:p>
+            <w:pPr>
+              <w:jc w:val="center"/>
+            </w:pPr>
+            <w:r>
+              <w:rPr>
+                <w:color w:val="007000"/>
+                <w:sz w:val="15"/>
+              </w:rPr>
+              <w:t>221,322–291,511 s</w:t>
+            </w:r>
+          </w:p>
+        </w:tc>
+        <w:tc>
+          <w:tcPr>
+            <w:tcW w:w="936" w:type="dxa"/>
+            <w:tcMar>
+              <w:top w:w="60" w:type="dxa"/>
+              <w:left w:w="60" w:type="dxa"/>
+              <w:bottom w:w="60" w:type="dxa"/>
+              <w:right w:w="60" w:type="dxa"/>
+            </w:tcMar>
+            <w:vAlign w:val="center"/>
+          </w:tcPr>
+          <w:p>
+            <w:pPr>
+              <w:jc w:val="center"/>
+            </w:pPr>
+            <w:r>
+              <w:rPr>
+                <w:color w:val="007000"/>
+                <w:sz w:val="15"/>
+              </w:rPr>
+              <w:t>0 %</w:t>
+            </w:r>
+          </w:p>
+        </w:tc>
+        <w:tc>
+          <w:tcPr>
+            <w:tcW w:w="936" w:type="dxa"/>
+            <w:tcMar>
+              <w:top w:w="60" w:type="dxa"/>
+              <w:left w:w="60" w:type="dxa"/>
+              <w:bottom w:w="60" w:type="dxa"/>
+              <w:right w:w="60" w:type="dxa"/>
+            </w:tcMar>
+            <w:vAlign w:val="center"/>
+          </w:tcPr>
+          <w:p>
+            <w:pPr>
+              <w:jc w:val="center"/>
+            </w:pPr>
+            <w:r>
+              <w:rPr>
+                <w:color w:val="007000"/>
+                <w:sz w:val="15"/>
+              </w:rPr>
+              <w:t>0 %</w:t>
+            </w:r>
+          </w:p>
+        </w:tc>
+        <w:tc>
+          <w:tcPr>
+            <w:tcW w:w="1440" w:type="dxa"/>
+            <w:tcMar>
+              <w:top w:w="60" w:type="dxa"/>
+              <w:left w:w="60" w:type="dxa"/>
+              <w:bottom w:w="60" w:type="dxa"/>
+              <w:right w:w="60" w:type="dxa"/>
+            </w:tcMar>
+            <w:vAlign w:val="center"/>
+          </w:tcPr>
+          <w:p>
+            <w:pPr>
+              <w:jc w:val="center"/>
+            </w:pPr>
+            <w:r>
+              <w:rPr>
+                <w:color w:val="007000"/>
+                <w:sz w:val="15"/>
+              </w:rPr>
+              <w:t>no estimable</w:t>
+            </w:r>
+          </w:p>
+        </w:tc>
+      </w:tr>
+      <w:tr>
+        <w:trPr>
+          <w:jc w:val="center"/>
+        </w:trPr>
+        <w:tc>
+          <w:tcPr>
+            <w:tcW w:w="936" w:type="dxa"/>
+            <w:tcMar>
+              <w:top w:w="60" w:type="dxa"/>
+              <w:left w:w="60" w:type="dxa"/>
+              <w:bottom w:w="60" w:type="dxa"/>
+              <w:right w:w="60" w:type="dxa"/>
+            </w:tcMar>
+            <w:vAlign w:val="center"/>
+          </w:tcPr>
+          <w:p>
+            <w:pPr>
+              <w:jc w:val="center"/>
+            </w:pPr>
+            <w:r>
+              <w:rPr>
+                <w:color w:val="007000"/>
+                <w:sz w:val="15"/>
+              </w:rPr>
+              <w:t>20</w:t>
+            </w:r>
+          </w:p>
+        </w:tc>
+        <w:tc>
+          <w:tcPr>
+            <w:tcW w:w="1080" w:type="dxa"/>
+            <w:tcMar>
+              <w:top w:w="60" w:type="dxa"/>
+              <w:left w:w="60" w:type="dxa"/>
+              <w:bottom w:w="60" w:type="dxa"/>
+              <w:right w:w="60" w:type="dxa"/>
+            </w:tcMar>
+            <w:vAlign w:val="center"/>
+          </w:tcPr>
+          <w:p>
+            <w:pPr>
+              <w:jc w:val="center"/>
+            </w:pPr>
+            <w:r>
+              <w:rPr>
+                <w:color w:val="007000"/>
+                <w:sz w:val="15"/>
+              </w:rPr>
+              <w:t>20–160</w:t>
+            </w:r>
+          </w:p>
+        </w:tc>
+        <w:tc>
+          <w:tcPr>
+            <w:tcW w:w="1944" w:type="dxa"/>
+            <w:tcMar>
+              <w:top w:w="60" w:type="dxa"/>
+              <w:left w:w="60" w:type="dxa"/>
+              <w:bottom w:w="60" w:type="dxa"/>
+              <w:right w:w="60" w:type="dxa"/>
+            </w:tcMar>
+            <w:vAlign w:val="center"/>
+          </w:tcPr>
+          <w:p>
+            <w:pPr>
+              <w:jc w:val="center"/>
+            </w:pPr>
+            <w:r>
+              <w:rPr>
+                <w:color w:val="007000"/>
+                <w:sz w:val="15"/>
+              </w:rPr>
+              <w:t>371,022–383,504 s</w:t>
+            </w:r>
+          </w:p>
+        </w:tc>
+        <w:tc>
+          <w:tcPr>
+            <w:tcW w:w="936" w:type="dxa"/>
+            <w:tcMar>
+              <w:top w:w="60" w:type="dxa"/>
+              <w:left w:w="60" w:type="dxa"/>
+              <w:bottom w:w="60" w:type="dxa"/>
+              <w:right w:w="60" w:type="dxa"/>
+            </w:tcMar>
+            <w:vAlign w:val="center"/>
+          </w:tcPr>
+          <w:p>
+            <w:pPr>
+              <w:jc w:val="center"/>
+            </w:pPr>
+            <w:r>
+              <w:rPr>
+                <w:color w:val="007000"/>
+                <w:sz w:val="15"/>
+              </w:rPr>
+              <w:t>0 %</w:t>
+            </w:r>
+          </w:p>
+        </w:tc>
+        <w:tc>
+          <w:tcPr>
+            <w:tcW w:w="936" w:type="dxa"/>
+            <w:tcMar>
+              <w:top w:w="60" w:type="dxa"/>
+              <w:left w:w="60" w:type="dxa"/>
+              <w:bottom w:w="60" w:type="dxa"/>
+              <w:right w:w="60" w:type="dxa"/>
+            </w:tcMar>
+            <w:vAlign w:val="center"/>
+          </w:tcPr>
+          <w:p>
+            <w:pPr>
+              <w:jc w:val="center"/>
+            </w:pPr>
+            <w:r>
+              <w:rPr>
+                <w:color w:val="007000"/>
+                <w:sz w:val="15"/>
+              </w:rPr>
+              <w:t>0 %</w:t>
+            </w:r>
+          </w:p>
+        </w:tc>
+        <w:tc>
+          <w:tcPr>
+            <w:tcW w:w="1440" w:type="dxa"/>
+            <w:tcMar>
+              <w:top w:w="60" w:type="dxa"/>
+              <w:left w:w="60" w:type="dxa"/>
+              <w:bottom w:w="60" w:type="dxa"/>
+              <w:right w:w="60" w:type="dxa"/>
+            </w:tcMar>
+            <w:vAlign w:val="center"/>
+          </w:tcPr>
+          <w:p>
+            <w:pPr>
+              <w:jc w:val="center"/>
+            </w:pPr>
+            <w:r>
+              <w:rPr>
+                <w:color w:val="007000"/>
+                <w:sz w:val="15"/>
+              </w:rPr>
+              <w:t>no estimable</w:t>
+            </w:r>
+          </w:p>
+        </w:tc>
+      </w:tr>
+      <w:tr>
+        <w:trPr>
+          <w:jc w:val="center"/>
+        </w:trPr>
+        <w:tc>
+          <w:tcPr>
+            <w:tcW w:w="936" w:type="dxa"/>
+            <w:tcMar>
+              <w:top w:w="60" w:type="dxa"/>
+              <w:left w:w="60" w:type="dxa"/>
+              <w:bottom w:w="60" w:type="dxa"/>
+              <w:right w:w="60" w:type="dxa"/>
+            </w:tcMar>
+            <w:vAlign w:val="center"/>
+          </w:tcPr>
+          <w:p>
+            <w:pPr>
+              <w:jc w:val="center"/>
+            </w:pPr>
+            <w:r>
+              <w:rPr>
+                <w:color w:val="007000"/>
+                <w:sz w:val="15"/>
+              </w:rPr>
+              <w:t>25</w:t>
+            </w:r>
+          </w:p>
+        </w:tc>
+        <w:tc>
+          <w:tcPr>
+            <w:tcW w:w="1080" w:type="dxa"/>
+            <w:tcMar>
+              <w:top w:w="60" w:type="dxa"/>
+              <w:left w:w="60" w:type="dxa"/>
+              <w:bottom w:w="60" w:type="dxa"/>
+              <w:right w:w="60" w:type="dxa"/>
+            </w:tcMar>
+            <w:vAlign w:val="center"/>
+          </w:tcPr>
+          <w:p>
+            <w:pPr>
+              <w:jc w:val="center"/>
+            </w:pPr>
+            <w:r>
+              <w:rPr>
+                <w:color w:val="007000"/>
+                <w:sz w:val="15"/>
+              </w:rPr>
+              <w:t>20–160</w:t>
+            </w:r>
+          </w:p>
+        </w:tc>
+        <w:tc>
+          <w:tcPr>
+            <w:tcW w:w="1944" w:type="dxa"/>
+            <w:tcMar>
+              <w:top w:w="60" w:type="dxa"/>
+              <w:left w:w="60" w:type="dxa"/>
+              <w:bottom w:w="60" w:type="dxa"/>
+              <w:right w:w="60" w:type="dxa"/>
+            </w:tcMar>
+            <w:vAlign w:val="center"/>
+          </w:tcPr>
+          <w:p>
+            <w:pPr>
+              <w:jc w:val="center"/>
+            </w:pPr>
+            <w:r>
+              <w:rPr>
+                <w:color w:val="007000"/>
+                <w:sz w:val="15"/>
+              </w:rPr>
+              <w:t>434,270–476,143 s</w:t>
+            </w:r>
+          </w:p>
+        </w:tc>
+        <w:tc>
+          <w:tcPr>
+            <w:tcW w:w="936" w:type="dxa"/>
+            <w:tcMar>
+              <w:top w:w="60" w:type="dxa"/>
+              <w:left w:w="60" w:type="dxa"/>
+              <w:bottom w:w="60" w:type="dxa"/>
+              <w:right w:w="60" w:type="dxa"/>
+            </w:tcMar>
+            <w:vAlign w:val="center"/>
+          </w:tcPr>
+          <w:p>
+            <w:pPr>
+              <w:jc w:val="center"/>
+            </w:pPr>
+            <w:r>
+              <w:rPr>
+                <w:color w:val="007000"/>
+                <w:sz w:val="15"/>
+              </w:rPr>
+              <w:t>0 %</w:t>
+            </w:r>
+          </w:p>
+        </w:tc>
+        <w:tc>
+          <w:tcPr>
+            <w:tcW w:w="936" w:type="dxa"/>
+            <w:tcMar>
+              <w:top w:w="60" w:type="dxa"/>
+              <w:left w:w="60" w:type="dxa"/>
+              <w:bottom w:w="60" w:type="dxa"/>
+              <w:right w:w="60" w:type="dxa"/>
+            </w:tcMar>
+            <w:vAlign w:val="center"/>
+          </w:tcPr>
+          <w:p>
+            <w:pPr>
+              <w:jc w:val="center"/>
+            </w:pPr>
+            <w:r>
+              <w:rPr>
+                <w:color w:val="007000"/>
+                <w:sz w:val="15"/>
+              </w:rPr>
+              <w:t>0 %</w:t>
+            </w:r>
+          </w:p>
+        </w:tc>
+        <w:tc>
+          <w:tcPr>
+            <w:tcW w:w="1440" w:type="dxa"/>
+            <w:tcMar>
+              <w:top w:w="60" w:type="dxa"/>
+              <w:left w:w="60" w:type="dxa"/>
+              <w:bottom w:w="60" w:type="dxa"/>
+              <w:right w:w="60" w:type="dxa"/>
+            </w:tcMar>
+            <w:vAlign w:val="center"/>
+          </w:tcPr>
+          <w:p>
+            <w:pPr>
+              <w:jc w:val="center"/>
+            </w:pPr>
+            <w:r>
+              <w:rPr>
+                <w:color w:val="007000"/>
+                <w:sz w:val="15"/>
+              </w:rPr>
+              <w:t>no estimable</w:t>
+            </w:r>
+          </w:p>
+        </w:tc>
+      </w:tr>
+      <w:tr>
+        <w:trPr>
+          <w:jc w:val="center"/>
+        </w:trPr>
+        <w:tc>
+          <w:tcPr>
+            <w:tcW w:w="936" w:type="dxa"/>
+            <w:tcMar>
+              <w:top w:w="60" w:type="dxa"/>
+              <w:left w:w="60" w:type="dxa"/>
+              <w:bottom w:w="60" w:type="dxa"/>
+              <w:right w:w="60" w:type="dxa"/>
+            </w:tcMar>
+            <w:vAlign w:val="center"/>
+          </w:tcPr>
+          <w:p>
+            <w:pPr>
+              <w:jc w:val="center"/>
+            </w:pPr>
+            <w:r>
+              <w:rPr>
+                <w:color w:val="007000"/>
+                <w:sz w:val="15"/>
+              </w:rPr>
+              <w:t>30</w:t>
+            </w:r>
+          </w:p>
+        </w:tc>
+        <w:tc>
+          <w:tcPr>
+            <w:tcW w:w="1080" w:type="dxa"/>
+            <w:tcMar>
+              <w:top w:w="60" w:type="dxa"/>
+              <w:left w:w="60" w:type="dxa"/>
+              <w:bottom w:w="60" w:type="dxa"/>
+              <w:right w:w="60" w:type="dxa"/>
+            </w:tcMar>
+            <w:vAlign w:val="center"/>
+          </w:tcPr>
+          <w:p>
+            <w:pPr>
+              <w:jc w:val="center"/>
+            </w:pPr>
+            <w:r>
+              <w:rPr>
+                <w:color w:val="007000"/>
+                <w:sz w:val="15"/>
+              </w:rPr>
+              <w:t>20–160</w:t>
+            </w:r>
+          </w:p>
+        </w:tc>
+        <w:tc>
+          <w:tcPr>
+            <w:tcW w:w="1944" w:type="dxa"/>
+            <w:tcMar>
+              <w:top w:w="60" w:type="dxa"/>
+              <w:left w:w="60" w:type="dxa"/>
+              <w:bottom w:w="60" w:type="dxa"/>
+              <w:right w:w="60" w:type="dxa"/>
+            </w:tcMar>
+            <w:vAlign w:val="center"/>
+          </w:tcPr>
+          <w:p>
+            <w:pPr>
+              <w:jc w:val="center"/>
+            </w:pPr>
+            <w:r>
+              <w:rPr>
+                <w:color w:val="007000"/>
+                <w:sz w:val="15"/>
+              </w:rPr>
+              <w:t>512,750–582,679 s</w:t>
+            </w:r>
+          </w:p>
+        </w:tc>
+        <w:tc>
+          <w:tcPr>
+            <w:tcW w:w="936" w:type="dxa"/>
+            <w:tcMar>
+              <w:top w:w="60" w:type="dxa"/>
+              <w:left w:w="60" w:type="dxa"/>
+              <w:bottom w:w="60" w:type="dxa"/>
+              <w:right w:w="60" w:type="dxa"/>
+            </w:tcMar>
+            <w:vAlign w:val="center"/>
+          </w:tcPr>
+          <w:p>
+            <w:pPr>
+              <w:jc w:val="center"/>
+            </w:pPr>
+            <w:r>
+              <w:rPr>
+                <w:color w:val="007000"/>
+                <w:sz w:val="15"/>
+              </w:rPr>
+              <w:t>0 %</w:t>
+            </w:r>
+          </w:p>
+        </w:tc>
+        <w:tc>
+          <w:tcPr>
+            <w:tcW w:w="936" w:type="dxa"/>
+            <w:tcMar>
+              <w:top w:w="60" w:type="dxa"/>
+              <w:left w:w="60" w:type="dxa"/>
+              <w:bottom w:w="60" w:type="dxa"/>
+              <w:right w:w="60" w:type="dxa"/>
+            </w:tcMar>
+            <w:vAlign w:val="center"/>
+          </w:tcPr>
+          <w:p>
+            <w:pPr>
+              <w:jc w:val="center"/>
+            </w:pPr>
+            <w:r>
+              <w:rPr>
+                <w:color w:val="007000"/>
+                <w:sz w:val="15"/>
+              </w:rPr>
+              <w:t>0 %</w:t>
+            </w:r>
+          </w:p>
+        </w:tc>
+        <w:tc>
+          <w:tcPr>
+            <w:tcW w:w="1440" w:type="dxa"/>
+            <w:tcMar>
+              <w:top w:w="60" w:type="dxa"/>
+              <w:left w:w="60" w:type="dxa"/>
+              <w:bottom w:w="60" w:type="dxa"/>
+              <w:right w:w="60" w:type="dxa"/>
+            </w:tcMar>
+            <w:vAlign w:val="center"/>
+          </w:tcPr>
+          <w:p>
+            <w:pPr>
+              <w:jc w:val="center"/>
+            </w:pPr>
+            <w:r>
+              <w:rPr>
+                <w:color w:val="007000"/>
+                <w:sz w:val="15"/>
+              </w:rPr>
+              <w:t>no estimable</w:t>
+            </w:r>
+          </w:p>
+        </w:tc>
+      </w:tr>
+    </w:tbl>
+    <w:p>
+      <w:r>
+        <w:rPr>
+          <w:color w:val="007000"/>
+          <w:sz w:val="21"/>
+        </w:rPr>
+        <w:t>En las 32 configuraciones la probabilidad empírica observada de factibilidad y de optimalidad es 0 %. Por eso no obtengo una estimación finita del TTS_99: con p̂_s=0 la fórmula no permite estimar cuántas repeticiones son necesarias. Esto no demuestra que la probabilidad real sea exactamente cero; significa que no observo ningún éxito en el conjunto de pruebas realizado.</w:t>
+      </w:r>
+    </w:p>
+    <w:p>
+      <w:r>
+        <w:rPr>
+          <w:color w:val="007000"/>
+          <w:sz w:val="21"/>
+        </w:rPr>
+        <w:t>El resultado sí permite responder a la duda sobre el sobredimensionado. Aumentar las iteraciones incrementa claramente el tiempo de simulación —desde aproximadamente 66–78 s con maxiter=1 hasta 513–583 s con maxiter=30— sin producir ninguna mejora observable en factibilidad. Además, dentro del intervalo 20–160, aumentar shots tampoco cambia el resultado cualitativo. Por ello, los 2048 shots de la primera prueba no aportan evidencia de una ventaja frente a configuraciones mucho menores en esta instancia.</w:t>
+      </w:r>
+    </w:p>
+    <w:p>
+      <w:r>
+        <w:rPr>
+          <w:color w:val="007000"/>
+          <w:sz w:val="21"/>
+        </w:rPr>
+        <w:t>La conclusión que conservo es limitada a esta codificación y a p=1: el QUBO está validado de forma independiente, pero el QAOA estándar explorado no asigna probabilidad observable a estados factibles. No interpreto este resultado como una demostración general contra QAOA.</w:t>
+      </w:r>
+    </w:p>
+    <w:p>
+      <w:r>
+        <w:rPr>
+          <w:i/>
+          <w:color w:val="007000"/>
+          <w:sz w:val="19"/>
+        </w:rPr>
+        <w:t>Archivo reproducible: qaoa_tts_barrido.py; seed=20260902; qaoa_tts_barrido_20260902_185656.txt.</w:t>
+      </w:r>
+    </w:p>
+    <w:p>
+      <w:pPr>
         <w:pStyle w:val="Ttulo1"/>
         <w:rPr>
           <w:rFonts w:asciiTheme="minorHAnsi" w:hAnsiTheme="minorHAnsi" w:cstheme="minorHAnsi"/>
@@ -7384,6 +10213,7 @@
           <w:sz w:val="22"/>
           <w:szCs w:val="22"/>
         </w:rPr>
+        <w:lastRenderedPageBreak/>
         <w:t>Intento de Warm-Start QAOA</w:t>
       </w:r>
     </w:p>
@@ -7415,7 +10245,6 @@
           <w:rFonts w:asciiTheme="minorHAnsi" w:hAnsiTheme="minorHAnsi" w:cstheme="minorHAnsi"/>
           <w:sz w:val="22"/>
         </w:rPr>
-        <w:lastRenderedPageBreak/>
         <w:t>pre_solver = SlsqpOptimizer(iter=1000)</w:t>
       </w:r>
       <w:r>
@@ -7524,6 +10353,68 @@
         <w:t>La siguiente prueba que tengo preparada no pretende buscar todavía el mejor Warm-Start. Quiero hacer una validación ligera: p=1, 512 shots, 10 iteraciones y sin duplicar el pre-solver. La pregunta es más sencilla: comprobar si Warm-Start consigue producir alguna probabilidad factible donde QAOA estándar obtiene 0 %. Si vuelve a quedar en 0 %, no quiero dedicar varias ejecuciones largas a ajustar el circuito sin hablar antes con el tutor.</w:t>
       </w:r>
     </w:p>
+    <w:p>
+      <w:pPr>
+        <w:spacing w:before="160" w:after="80"/>
+      </w:pPr>
+      <w:r>
+        <w:rPr>
+          <w:b/>
+          <w:color w:val="007000"/>
+          <w:sz w:val="24"/>
+        </w:rPr>
+        <w:t>CORRECCIÓN— Reproducibilidad y trazabilidad</w:t>
+      </w:r>
+    </w:p>
+    <w:p>
+      <w:r>
+        <w:rPr>
+          <w:color w:val="007000"/>
+          <w:sz w:val="21"/>
+        </w:rPr>
+        <w:t>A partir de esta revisión trato semillas, parámetros y tiempos como parte del resultado. Mantengo los TXT con marca temporal y no sobrescribo ejecuciones anteriores. En el material final adjunto el código exacto utilizado para construir el QUBO, ejecutar SA y construir/ejecutar QAOA, junto con las semillas de cada experimento.</w:t>
+      </w:r>
+    </w:p>
+    <w:p>
+      <w:pPr>
+        <w:rPr>
+          <w:color w:val="007000"/>
+          <w:sz w:val="21"/>
+        </w:rPr>
+      </w:pPr>
+      <w:r>
+        <w:rPr>
+          <w:color w:val="007000"/>
+          <w:sz w:val="21"/>
+        </w:rPr>
+        <w:t>Para SA/TTS uso cinco semillas consecutivas (20260902–20260906), 100 reads por semilla y registro el warm-up fuera de la medida. Para QAOA/TTS fijo seed=20260902 y registro por combinación maxiter, shots, tiempo, probabilidad factible, probabilidad óptima y TTS cuando puede estimarse. Los experimentos previos permanecen en la bitácora con sus semillas originales para que se vea la evolución del trabajo.</w:t>
+      </w:r>
+    </w:p>
+    <w:p>
+      <w:pPr>
+        <w:rPr>
+          <w:color w:val="007000"/>
+          <w:sz w:val="21"/>
+        </w:rPr>
+      </w:pPr>
+    </w:p>
+    <w:p>
+      <w:pPr>
+        <w:rPr>
+          <w:color w:val="007000"/>
+          <w:sz w:val="21"/>
+        </w:rPr>
+      </w:pPr>
+    </w:p>
+    <w:p>
+      <w:pPr>
+        <w:rPr>
+          <w:color w:val="007000"/>
+          <w:sz w:val="21"/>
+        </w:rPr>
+      </w:pPr>
+    </w:p>
+    <w:p/>
     <w:p>
       <w:pPr>
         <w:pStyle w:val="Ttulo1"/>
@@ -7544,6 +10435,7 @@
           <w:sz w:val="22"/>
           <w:szCs w:val="22"/>
         </w:rPr>
+        <w:lastRenderedPageBreak/>
         <w:t>Resumen del caso</w:t>
       </w:r>
     </w:p>
@@ -8218,134 +11110,7 @@
         </w:tc>
       </w:tr>
     </w:tbl>
-    <w:p>
-      <w:pPr>
-        <w:rPr>
-          <w:rFonts w:cstheme="minorHAnsi"/>
-        </w:rPr>
-      </w:pPr>
-    </w:p>
-    <w:p>
-      <w:pPr>
-        <w:pStyle w:val="Ttulo1"/>
-        <w:rPr>
-          <w:rFonts w:asciiTheme="minorHAnsi" w:hAnsiTheme="minorHAnsi" w:cstheme="minorHAnsi"/>
-          <w:b/>
-          <w:bCs/>
-          <w:color w:val="auto"/>
-          <w:sz w:val="22"/>
-          <w:szCs w:val="22"/>
-        </w:rPr>
-      </w:pPr>
-      <w:r>
-        <w:rPr>
-          <w:rFonts w:asciiTheme="minorHAnsi" w:hAnsiTheme="minorHAnsi" w:cstheme="minorHAnsi"/>
-          <w:b/>
-          <w:bCs/>
-          <w:color w:val="auto"/>
-          <w:sz w:val="22"/>
-          <w:szCs w:val="22"/>
-        </w:rPr>
-        <w:lastRenderedPageBreak/>
-        <w:t>Dudas que me sugen con el caso</w:t>
-      </w:r>
-    </w:p>
-    <w:p>
-      <w:pPr>
-        <w:spacing w:after="120"/>
-        <w:rPr>
-          <w:rFonts w:cstheme="minorHAnsi"/>
-        </w:rPr>
-      </w:pPr>
-      <w:r>
-        <w:rPr>
-          <w:rFonts w:cstheme="minorHAnsi"/>
-        </w:rPr>
-        <w:t>¿</w:t>
-      </w:r>
-      <w:r>
-        <w:rPr>
-          <w:rFonts w:cstheme="minorHAnsi"/>
-        </w:rPr>
-        <w:t>hasta dónde continúo con QAOA en este caso</w:t>
-      </w:r>
-      <w:r>
-        <w:rPr>
-          <w:rFonts w:cstheme="minorHAnsi"/>
-        </w:rPr>
-        <w:t>?</w:t>
-      </w:r>
-      <w:r>
-        <w:rPr>
-          <w:rFonts w:cstheme="minorHAnsi"/>
-        </w:rPr>
-        <w:t xml:space="preserve">.  </w:t>
-      </w:r>
-      <w:r>
-        <w:rPr>
-          <w:rFonts w:cstheme="minorHAnsi"/>
-        </w:rPr>
-        <w:t>¿</w:t>
-      </w:r>
-      <w:r>
-        <w:rPr>
-          <w:rFonts w:cstheme="minorHAnsi"/>
-        </w:rPr>
-        <w:t xml:space="preserve">considero suficiente demostrar la formulación, validar el QUBO, comparar SA en distintas escalas y mostrar una implementación QAOA reducida </w:t>
-      </w:r>
-      <w:r>
-        <w:rPr>
-          <w:rFonts w:cstheme="minorHAnsi"/>
-        </w:rPr>
-        <w:t>aunque cuente con</w:t>
-      </w:r>
-      <w:r>
-        <w:rPr>
-          <w:rFonts w:cstheme="minorHAnsi"/>
-        </w:rPr>
-        <w:t xml:space="preserve"> limitacione</w:t>
-      </w:r>
-      <w:r>
-        <w:rPr>
-          <w:rFonts w:cstheme="minorHAnsi"/>
-        </w:rPr>
-        <w:t>s?</w:t>
-      </w:r>
-      <w:r>
-        <w:rPr>
-          <w:rFonts w:cstheme="minorHAnsi"/>
-        </w:rPr>
-        <w:t xml:space="preserve"> </w:t>
-      </w:r>
-    </w:p>
-    <w:p>
-      <w:pPr>
-        <w:spacing w:after="120"/>
-        <w:rPr>
-          <w:rFonts w:cstheme="minorHAnsi"/>
-        </w:rPr>
-      </w:pPr>
-      <w:r>
-        <w:rPr>
-          <w:rFonts w:cstheme="minorHAnsi"/>
-        </w:rPr>
-        <w:t>También tengo pendiente la visualización final en Blender. Ya he trabajado con la idea de usar bpy y modelos .obj para colocar monedas en las coordenadas obtenidas. Como ese problema no cambia la formulación ni los resultados numéricos, lo dejo después de la parte algorítmica. Mientras depuro utilizo mapas ASCII porque me permiten comprobar rápidamente dónde quedan las monedas.</w:t>
-      </w:r>
-      <w:r>
-        <w:rPr>
-          <w:rFonts w:cstheme="minorHAnsi"/>
-        </w:rPr>
-        <w:t xml:space="preserve"> Aun asi he estado haciendo pruebas y es fácil de representar y queda bien y muy visual.</w:t>
-      </w:r>
-    </w:p>
-    <w:p>
-      <w:pPr>
-        <w:rPr>
-          <w:b/>
-          <w:bCs/>
-        </w:rPr>
-      </w:pPr>
-    </w:p>
+    <w:p/>
     <w:sectPr>
       <w:pgSz w:w="11906" w:h="16838"/>
       <w:pgMar w:top="1417" w:right="1701" w:bottom="1417" w:left="1701" w:header="708" w:footer="708" w:gutter="0"/>
@@ -8357,7 +11122,7 @@
 </file>
 
 <file path=word/numbering.xml><?xml version="1.0" encoding="utf-8"?>
-<w:numbering xmlns:wpc="http://schemas.microsoft.com/office/word/2010/wordprocessingCanvas" xmlns:cx="http://schemas.microsoft.com/office/drawing/2014/chartex" xmlns:cx1="http://schemas.microsoft.com/office/drawing/2015/9/8/chartex" xmlns:cx2="http://schemas.microsoft.com/office/drawing/2015/10/21/chartex" xmlns:cx3="http://schemas.microsoft.com/office/drawing/2016/5/9/chartex" xmlns:cx4="http://schemas.microsoft.com/office/drawing/2016/5/10/chartex" xmlns:cx5="http://schemas.microsoft.com/office/drawing/2016/5/11/chartex" xmlns:cx6="http://schemas.microsoft.com/office/drawing/2016/5/12/chartex" xmlns:cx7="http://schemas.microsoft.com/office/drawing/2016/5/13/chartex" xmlns:cx8="http://schemas.microsoft.com/office/drawing/2016/5/14/chartex" xmlns:mc="http://schemas.openxmlformats.org/markup-compatibility/2006" xmlns:aink="http://schemas.microsoft.com/office/drawing/2016/ink" xmlns:am3d="http://schemas.microsoft.com/office/drawing/2017/model3d" xmlns:o="urn:schemas-microsoft-com:office:office" xmlns:oel="http://schemas.microsoft.com/office/2019/extlst" xmlns:r="http://schemas.openxmlformats.org/officeDocument/2006/relationships" xmlns:m="http://schemas.openxmlformats.org/officeDocument/2006/math" xmlns:v="urn:schemas-microsoft-com:vml" xmlns:wp14="http://schemas.microsoft.com/office/word/2010/wordprocessingDrawing" xmlns:wp="http://schemas.openxmlformats.org/drawingml/2006/wordprocessingDrawing" xmlns:w10="urn:schemas-microsoft-com:office:word" xmlns:w="http://schemas.openxmlformats.org/wordprocessingml/2006/main" xmlns:w14="http://schemas.microsoft.com/office/word/2010/wordml" xmlns:w15="http://schemas.microsoft.com/office/word/2012/wordml" xmlns:w16cei="http://schemas.microsoft.com/office/word/2026/wordml/cei" xmlns:w16cex="http://schemas.microsoft.com/office/word/2018/wordml/cex" xmlns:w16cid="http://schemas.microsoft.com/office/word/2016/wordml/cid" xmlns:w16="http://schemas.microsoft.com/office/word/2018/wordml" xmlns:w16du="http://schemas.microsoft.com/office/word/2023/wordml/word16du" xmlns:w16sdtdh="http://schemas.microsoft.com/office/word/2020/wordml/sdtdatahash" xmlns:w16sdtfl="http://schemas.microsoft.com/office/word/2024/wordml/sdtformatlock" xmlns:w16se="http://schemas.microsoft.com/office/word/2015/wordml/symex" xmlns:wpg="http://schemas.microsoft.com/office/word/2010/wordprocessingGroup" xmlns:wpi="http://schemas.microsoft.com/office/word/2010/wordprocessingInk" xmlns:wne="http://schemas.microsoft.com/office/word/2006/wordml" xmlns:wps="http://schemas.microsoft.com/office/word/2010/wordprocessingShape" mc:Ignorable="w14 w15 w16se w16cid w16 w16cex w16sdtdh w16sdtfl w16du wp14">
+<w:numbering xmlns:wpc="http://schemas.microsoft.com/office/word/2010/wordprocessingCanvas" xmlns:cx="http://schemas.microsoft.com/office/drawing/2014/chartex" xmlns:cx1="http://schemas.microsoft.com/office/drawing/2015/9/8/chartex" xmlns:cx2="http://schemas.microsoft.com/office/drawing/2015/10/21/chartex" xmlns:cx3="http://schemas.microsoft.com/office/drawing/2016/5/9/chartex" xmlns:cx4="http://schemas.microsoft.com/office/drawing/2016/5/10/chartex" xmlns:cx5="http://schemas.microsoft.com/office/drawing/2016/5/11/chartex" xmlns:cx6="http://schemas.microsoft.com/office/drawing/2016/5/12/chartex" xmlns:cx7="http://schemas.microsoft.com/office/drawing/2016/5/13/chartex" xmlns:cx8="http://schemas.microsoft.com/office/drawing/2016/5/14/chartex" xmlns:mc="http://schemas.openxmlformats.org/markup-compatibility/2006" xmlns:aink="http://schemas.microsoft.com/office/drawing/2016/ink" xmlns:am3d="http://schemas.microsoft.com/office/drawing/2017/model3d" xmlns:o="urn:schemas-microsoft-com:office:office" xmlns:oel="http://schemas.microsoft.com/office/2019/extlst" xmlns:r="http://schemas.openxmlformats.org/officeDocument/2006/relationships" xmlns:m="http://schemas.openxmlformats.org/officeDocument/2006/math" xmlns:v="urn:schemas-microsoft-com:vml" xmlns:wp14="http://schemas.microsoft.com/office/word/2010/wordprocessingDrawing" xmlns:wp="http://schemas.openxmlformats.org/drawingml/2006/wordprocessingDrawing" xmlns:w10="urn:schemas-microsoft-com:office:word" xmlns:w="http://schemas.openxmlformats.org/wordprocessingml/2006/main" xmlns:w14="http://schemas.microsoft.com/office/word/2010/wordml" xmlns:w15="http://schemas.microsoft.com/office/word/2012/wordml" xmlns:w16cex="http://schemas.microsoft.com/office/word/2018/wordml/cex" xmlns:w16cid="http://schemas.microsoft.com/office/word/2016/wordml/cid" xmlns:w16="http://schemas.microsoft.com/office/word/2018/wordml" xmlns:w16du="http://schemas.microsoft.com/office/word/2023/wordml/word16du" xmlns:w16sdtdh="http://schemas.microsoft.com/office/word/2020/wordml/sdtdatahash" xmlns:w16sdtfl="http://schemas.microsoft.com/office/word/2024/wordml/sdtformatlock" xmlns:w16se="http://schemas.microsoft.com/office/word/2015/wordml/symex" xmlns:wpg="http://schemas.microsoft.com/office/word/2010/wordprocessingGroup" xmlns:wpi="http://schemas.microsoft.com/office/word/2010/wordprocessingInk" xmlns:wne="http://schemas.microsoft.com/office/word/2006/wordml" xmlns:wps="http://schemas.microsoft.com/office/word/2010/wordprocessingShape" mc:Ignorable="w14 w15 w16se w16cid w16 w16cex w16sdtdh w16sdtfl w16du wp14">
   <w:abstractNum w:abstractNumId="0" w15:restartNumberingAfterBreak="0">
     <w:nsid w:val="70D86C26"/>
     <w:multiLevelType w:val="multilevel"/>
@@ -8913,6 +11678,7 @@
   <w:style w:type="paragraph" w:default="1" w:styleId="Normal">
     <w:name w:val="Normal"/>
     <w:qFormat/>
+    <w:rsid w:val="00DF57D3"/>
   </w:style>
   <w:style w:type="paragraph" w:styleId="Ttulo1">
     <w:name w:val="heading 1"/>

--- a/TFM-caso1.docx
+++ b/TFM-caso1.docx
@@ -144,7 +144,7 @@
           <w:noProof/>
         </w:rPr>
         <w:drawing>
-          <wp:inline distT="0" distB="0" distL="0" distR="0" wp14:anchorId="4D6D0885" wp14:editId="6AECA896">
+          <wp:inline distT="0" distB="0" distL="0" distR="0" wp14:anchorId="1AED6863" wp14:editId="20CA6C1E">
             <wp:extent cx="1701940" cy="2520000"/>
             <wp:effectExtent l="0" t="0" r="0" b="0"/>
             <wp:docPr id="915094796" name="Imagen 1"/>
@@ -10417,35 +10417,151 @@
     <w:p/>
     <w:p>
       <w:pPr>
-        <w:pStyle w:val="Ttulo1"/>
-        <w:rPr>
-          <w:rFonts w:asciiTheme="minorHAnsi" w:hAnsiTheme="minorHAnsi" w:cstheme="minorHAnsi"/>
+        <w:keepNext/>
+        <w:spacing w:after="100" w:line="240" w:lineRule="auto"/>
+      </w:pPr>
+      <w:r>
+        <w:rPr>
           <w:b/>
-          <w:bCs/>
-          <w:sz w:val="22"/>
-          <w:szCs w:val="22"/>
-        </w:rPr>
-      </w:pPr>
-      <w:r>
-        <w:rPr>
-          <w:rFonts w:asciiTheme="minorHAnsi" w:hAnsiTheme="minorHAnsi" w:cstheme="minorHAnsi"/>
+          <w:color w:val="7030A0"/>
+          <w:sz w:val="24"/>
+        </w:rPr>
+        <w:lastRenderedPageBreak/>
+        <w:t>REVISIÓN— Diagnóstico de la codificación y reformulación compacta para k=2</w:t>
+      </w:r>
+    </w:p>
+    <w:p>
+      <w:pPr>
+        <w:spacing w:after="100" w:line="240" w:lineRule="auto"/>
+      </w:pPr>
+      <w:r>
+        <w:rPr>
+          <w:color w:val="7030A0"/>
+        </w:rPr>
+        <w:t>Después de cerrar el barrido anterior reviso con más detalle por qué la codificación directa de 20 qubits no produce muestras factibles. Mantengo la misma instancia de cuatro candidatas, p=1 y el mezclador transversal estándar, pero separo el efecto del optimizador clásico del propio circuito. Para ello simulo de forma exacta la evolución unitaria sobre los 2^20 = 1.048.576 estados y evalúo una rejilla de 15 × 15 = 225 puntos en los parámetros (γ, β). Este barrido no constituye una optimización continua global: únicamente registro la máxima probabilidad observada dentro de la rejilla evaluada.</w:t>
+      </w:r>
+    </w:p>
+    <w:p>
+      <w:pPr>
+        <w:pStyle w:val="Codigo"/>
+        <w:spacing w:before="40" w:line="240" w:lineRule="auto"/>
+        <w:ind w:left="216" w:right="72"/>
+      </w:pPr>
+      <w:r>
+        <w:rPr>
+          <w:color w:val="7030A0"/>
+        </w:rPr>
+        <w:t>máx. observado en la rejilla:   p_fact = 0,0769 %    |    p_opt = 0,0099 %</w:t>
+      </w:r>
+    </w:p>
+    <w:p>
+      <w:pPr>
+        <w:spacing w:after="100" w:line="240" w:lineRule="auto"/>
+      </w:pPr>
+      <w:r>
+        <w:rPr>
+          <w:color w:val="7030A0"/>
+        </w:rPr>
+        <w:t>Con estos valores puedo cuantificar la dificultad del muestreo. Para una probabilidad de éxito p y N disparos, la probabilidad de no observar ningún éxito es P(0) = (1 − p)^N. En el mejor punto de factibilidad encontrado en la rejilla, esa probabilidad es del 98,47 % con 20 shots y del 88,42 % con 160 shots. Para el óptimo es todavía mayor: 99,80 % con 20 shots y 98,43 % con 160 shots. Incluso con 2048 shots, la probabilidad de no observar ningún estado óptimo sigue siendo aproximadamente del 81,7 %. Bajo esas probabilidades harían falta unas 5.987 muestras para alcanzar un 99 % de confianza de observar al menos un estado factible y unas 46.679 para observar al menos un óptimo.</w:t>
+      </w:r>
+    </w:p>
+    <w:p>
+      <w:pPr>
+        <w:spacing w:after="100" w:line="240" w:lineRule="auto"/>
+      </w:pPr>
+      <w:r>
+        <w:rPr>
+          <w:color w:val="7030A0"/>
+        </w:rPr>
+        <w:t>Este análisis hace coherente el 0 % empírico obtenido en el barrido de 20 a 160 shots sin convertirlo en una afirmación de probabilidad real igual a cero. En la ejecución original de 2048 shots, no observar ningún estado factible ya no es el resultado más probable si se alcanzaran los mejores parámetros de la rejilla; por eso interpreto ese caso adicionalmente como evidencia de que COBYLA, con p=1 y la configuración utilizada, no converge necesariamente hacia esos parámetros.</w:t>
+      </w:r>
+    </w:p>
+    <w:p>
+      <w:pPr>
+        <w:keepNext/>
+        <w:spacing w:after="100" w:line="240" w:lineRule="auto"/>
+      </w:pPr>
+      <w:r>
+        <w:rPr>
           <w:b/>
-          <w:bCs/>
-          <w:color w:val="auto"/>
-          <w:sz w:val="22"/>
-          <w:szCs w:val="22"/>
-        </w:rPr>
-        <w:lastRenderedPageBreak/>
-        <w:t>Resumen del caso</w:t>
-      </w:r>
-    </w:p>
-    <w:p>
-      <w:pPr>
-        <w:spacing w:after="120"/>
-        <w:rPr>
-          <w:rFonts w:cstheme="minorHAnsi"/>
-        </w:rPr>
-      </w:pPr>
+          <w:color w:val="7030A0"/>
+          <w:sz w:val="23"/>
+        </w:rPr>
+        <w:t>Reformulación compacta específica para k=2</w:t>
+      </w:r>
+    </w:p>
+    <w:p>
+      <w:pPr>
+        <w:spacing w:after="100" w:line="240" w:lineRule="auto"/>
+      </w:pPr>
+      <w:r>
+        <w:rPr>
+          <w:color w:val="7030A0"/>
+        </w:rPr>
+        <w:t>En lugar de seguir aumentando profundidad o coste de simulación, reviso la propia formulación. La codificación anterior conserva las variables de selección x_j y las variables auxiliares de asignación y_ij del modelo lineal. Para n=4 esto produce 4 + 16 = 20 variables binarias. En la instancia concreta con k=2 puedo eliminar las variables y_ij de forma analítica: si selecciono exactamente dos monedas, solo existe una pareja activa x_j x_l = 1 y el coste p-median de esa pareja puede precalcularse directamente.</w:t>
+      </w:r>
+    </w:p>
+    <w:p>
+      <w:pPr>
+        <w:pStyle w:val="Codigo"/>
+        <w:spacing w:before="40" w:line="240" w:lineRule="auto"/>
+        <w:ind w:left="216" w:right="72"/>
+      </w:pPr>
+      <w:r>
+        <w:rPr>
+          <w:color w:val="7030A0"/>
+        </w:rPr>
+        <w:t>C(j,l) = Σ_i min(d_ij, d_il)</w:t>
+      </w:r>
+      <w:r>
+        <w:rPr>
+          <w:color w:val="7030A0"/>
+        </w:rPr>
+        <w:br/>
+      </w:r>
+      <w:r>
+        <w:rPr>
+          <w:color w:val="7030A0"/>
+        </w:rPr>
+        <w:br/>
+        <w:t>H(x) = Σ_{j&lt;l} C(j,l) · x_j x_l + A (Σ_j x_j − 2)^2</w:t>
+      </w:r>
+    </w:p>
+    <w:p>
+      <w:pPr>
+        <w:spacing w:after="100" w:line="240" w:lineRule="auto"/>
+      </w:pPr>
+      <w:r>
+        <w:rPr>
+          <w:color w:val="7030A0"/>
+        </w:rPr>
+        <w:t>La formulación sigue representando exactamente el coste p-median de las soluciones factibles de esta instancia, pero utiliza únicamente n variables x_j. Su alcance está acotado a k=2. Si k&gt;2 habría C(k,2) productos cruzados activos al mismo tiempo y la suma de costes de parejas dejaría de coincidir con Σ_i min_{j∈S} d_ij; por eso no la utilizo para los mapas principales con k=4 y el constructor bloquea explícitamente ese caso.</w:t>
+      </w:r>
+    </w:p>
+    <w:p>
+      <w:pPr>
+        <w:spacing w:after="100" w:line="240" w:lineRule="auto"/>
+      </w:pPr>
+      <w:r>
+        <w:rPr>
+          <w:color w:val="7030A0"/>
+        </w:rPr>
+        <w:t>También mantengo la misma precaución con las penalizaciones. El peso A se fija a partir de una solución factible obtenida con PAM, no a partir del óptimo exhaustivo. La búsqueda exhaustiva se reserva para comprobar después si la solución devuelta por QAOA alcanza realmente el óptimo.</w:t>
+      </w:r>
+    </w:p>
+    <w:p>
+      <w:pPr>
+        <w:keepNext/>
+        <w:spacing w:after="100" w:line="240" w:lineRule="auto"/>
+      </w:pPr>
+      <w:r>
+        <w:rPr>
+          <w:b/>
+          <w:color w:val="7030A0"/>
+          <w:sz w:val="21"/>
+        </w:rPr>
+        <w:t>Comparación de las dos codificaciones sobre la misma instancia n=4, k=2</w:t>
+      </w:r>
     </w:p>
     <w:tbl>
       <w:tblPr>
@@ -10455,9 +10571,657 @@
         <w:tblLook w:val="04A0" w:firstRow="1" w:lastRow="0" w:firstColumn="1" w:lastColumn="0" w:noHBand="0" w:noVBand="1"/>
       </w:tblPr>
       <w:tblGrid>
-        <w:gridCol w:w="1540"/>
-        <w:gridCol w:w="3350"/>
-        <w:gridCol w:w="3604"/>
+        <w:gridCol w:w="3168"/>
+        <w:gridCol w:w="2519"/>
+        <w:gridCol w:w="2807"/>
+      </w:tblGrid>
+      <w:tr>
+        <w:trPr>
+          <w:cantSplit/>
+          <w:jc w:val="center"/>
+        </w:trPr>
+        <w:tc>
+          <w:tcPr>
+            <w:tcW w:w="3168" w:type="dxa"/>
+            <w:vAlign w:val="center"/>
+          </w:tcPr>
+          <w:p>
+            <w:r>
+              <w:rPr>
+                <w:b/>
+                <w:color w:val="7030A0"/>
+                <w:sz w:val="16"/>
+              </w:rPr>
+              <w:t>Métrica</w:t>
+            </w:r>
+          </w:p>
+        </w:tc>
+        <w:tc>
+          <w:tcPr>
+            <w:tcW w:w="2520" w:type="dxa"/>
+            <w:vAlign w:val="center"/>
+          </w:tcPr>
+          <w:p>
+            <w:r>
+              <w:rPr>
+                <w:b/>
+                <w:color w:val="7030A0"/>
+                <w:sz w:val="16"/>
+              </w:rPr>
+              <w:t>QAOA directo</w:t>
+            </w:r>
+          </w:p>
+        </w:tc>
+        <w:tc>
+          <w:tcPr>
+            <w:tcW w:w="2808" w:type="dxa"/>
+            <w:vAlign w:val="center"/>
+          </w:tcPr>
+          <w:p>
+            <w:r>
+              <w:rPr>
+                <w:b/>
+                <w:color w:val="7030A0"/>
+                <w:sz w:val="16"/>
+              </w:rPr>
+              <w:t>QAOA compacto (k=2)</w:t>
+            </w:r>
+          </w:p>
+        </w:tc>
+      </w:tr>
+      <w:tr>
+        <w:trPr>
+          <w:cantSplit/>
+          <w:jc w:val="center"/>
+        </w:trPr>
+        <w:tc>
+          <w:tcPr>
+            <w:tcW w:w="3168" w:type="dxa"/>
+            <w:vAlign w:val="center"/>
+          </w:tcPr>
+          <w:p>
+            <w:r>
+              <w:rPr>
+                <w:color w:val="7030A0"/>
+                <w:sz w:val="16"/>
+              </w:rPr>
+              <w:t>Qubits</w:t>
+            </w:r>
+          </w:p>
+        </w:tc>
+        <w:tc>
+          <w:tcPr>
+            <w:tcW w:w="2520" w:type="dxa"/>
+            <w:vAlign w:val="center"/>
+          </w:tcPr>
+          <w:p>
+            <w:r>
+              <w:rPr>
+                <w:color w:val="7030A0"/>
+                <w:sz w:val="16"/>
+              </w:rPr>
+              <w:t>20</w:t>
+            </w:r>
+          </w:p>
+        </w:tc>
+        <w:tc>
+          <w:tcPr>
+            <w:tcW w:w="2808" w:type="dxa"/>
+            <w:vAlign w:val="center"/>
+          </w:tcPr>
+          <w:p>
+            <w:r>
+              <w:rPr>
+                <w:color w:val="7030A0"/>
+                <w:sz w:val="16"/>
+              </w:rPr>
+              <w:t>4</w:t>
+            </w:r>
+          </w:p>
+        </w:tc>
+      </w:tr>
+      <w:tr>
+        <w:trPr>
+          <w:cantSplit/>
+          <w:jc w:val="center"/>
+        </w:trPr>
+        <w:tc>
+          <w:tcPr>
+            <w:tcW w:w="3168" w:type="dxa"/>
+            <w:vAlign w:val="center"/>
+          </w:tcPr>
+          <w:p>
+            <w:r>
+              <w:rPr>
+                <w:color w:val="7030A0"/>
+                <w:sz w:val="16"/>
+              </w:rPr>
+              <w:t>Dimensión de Hilbert</w:t>
+            </w:r>
+          </w:p>
+        </w:tc>
+        <w:tc>
+          <w:tcPr>
+            <w:tcW w:w="2520" w:type="dxa"/>
+            <w:vAlign w:val="center"/>
+          </w:tcPr>
+          <w:p>
+            <w:r>
+              <w:rPr>
+                <w:color w:val="7030A0"/>
+                <w:sz w:val="16"/>
+              </w:rPr>
+              <w:t>1.048.576 estados</w:t>
+            </w:r>
+          </w:p>
+        </w:tc>
+        <w:tc>
+          <w:tcPr>
+            <w:tcW w:w="2808" w:type="dxa"/>
+            <w:vAlign w:val="center"/>
+          </w:tcPr>
+          <w:p>
+            <w:r>
+              <w:rPr>
+                <w:color w:val="7030A0"/>
+                <w:sz w:val="16"/>
+              </w:rPr>
+              <w:t>16 estados</w:t>
+            </w:r>
+          </w:p>
+        </w:tc>
+      </w:tr>
+      <w:tr>
+        <w:trPr>
+          <w:cantSplit/>
+          <w:jc w:val="center"/>
+        </w:trPr>
+        <w:tc>
+          <w:tcPr>
+            <w:tcW w:w="3168" w:type="dxa"/>
+            <w:vAlign w:val="center"/>
+          </w:tcPr>
+          <w:p>
+            <w:r>
+              <w:rPr>
+                <w:color w:val="7030A0"/>
+                <w:sz w:val="16"/>
+              </w:rPr>
+              <w:t>Estados factibles</w:t>
+            </w:r>
+          </w:p>
+        </w:tc>
+        <w:tc>
+          <w:tcPr>
+            <w:tcW w:w="2520" w:type="dxa"/>
+            <w:vAlign w:val="center"/>
+          </w:tcPr>
+          <w:p>
+            <w:r>
+              <w:rPr>
+                <w:color w:val="7030A0"/>
+                <w:sz w:val="16"/>
+              </w:rPr>
+              <w:t>96 (0,0092 %)</w:t>
+            </w:r>
+          </w:p>
+        </w:tc>
+        <w:tc>
+          <w:tcPr>
+            <w:tcW w:w="2808" w:type="dxa"/>
+            <w:vAlign w:val="center"/>
+          </w:tcPr>
+          <w:p>
+            <w:r>
+              <w:rPr>
+                <w:color w:val="7030A0"/>
+                <w:sz w:val="16"/>
+              </w:rPr>
+              <w:t>6 (37,50 %)</w:t>
+            </w:r>
+          </w:p>
+        </w:tc>
+      </w:tr>
+      <w:tr>
+        <w:trPr>
+          <w:cantSplit/>
+          <w:jc w:val="center"/>
+        </w:trPr>
+        <w:tc>
+          <w:tcPr>
+            <w:tcW w:w="3168" w:type="dxa"/>
+            <w:vAlign w:val="center"/>
+          </w:tcPr>
+          <w:p>
+            <w:r>
+              <w:rPr>
+                <w:color w:val="7030A0"/>
+                <w:sz w:val="16"/>
+              </w:rPr>
+              <w:t>Estados óptimos</w:t>
+            </w:r>
+          </w:p>
+        </w:tc>
+        <w:tc>
+          <w:tcPr>
+            <w:tcW w:w="2520" w:type="dxa"/>
+            <w:vAlign w:val="center"/>
+          </w:tcPr>
+          <w:p>
+            <w:r>
+              <w:rPr>
+                <w:color w:val="7030A0"/>
+                <w:sz w:val="16"/>
+              </w:rPr>
+              <w:t>6 (0,00057 %)</w:t>
+            </w:r>
+          </w:p>
+        </w:tc>
+        <w:tc>
+          <w:tcPr>
+            <w:tcW w:w="2808" w:type="dxa"/>
+            <w:vAlign w:val="center"/>
+          </w:tcPr>
+          <w:p>
+            <w:r>
+              <w:rPr>
+                <w:color w:val="7030A0"/>
+                <w:sz w:val="16"/>
+              </w:rPr>
+              <w:t>4 (25,00 %)</w:t>
+            </w:r>
+          </w:p>
+        </w:tc>
+      </w:tr>
+      <w:tr>
+        <w:trPr>
+          <w:cantSplit/>
+          <w:jc w:val="center"/>
+        </w:trPr>
+        <w:tc>
+          <w:tcPr>
+            <w:tcW w:w="3168" w:type="dxa"/>
+            <w:vAlign w:val="center"/>
+          </w:tcPr>
+          <w:p>
+            <w:r>
+              <w:rPr>
+                <w:color w:val="7030A0"/>
+                <w:sz w:val="16"/>
+              </w:rPr>
+              <w:t>Tiempo, COBYLA 30 iter</w:t>
+            </w:r>
+          </w:p>
+        </w:tc>
+        <w:tc>
+          <w:tcPr>
+            <w:tcW w:w="2520" w:type="dxa"/>
+            <w:vAlign w:val="center"/>
+          </w:tcPr>
+          <w:p>
+            <w:r>
+              <w:rPr>
+                <w:color w:val="7030A0"/>
+                <w:sz w:val="16"/>
+              </w:rPr>
+              <w:t>513,69 s</w:t>
+            </w:r>
+          </w:p>
+        </w:tc>
+        <w:tc>
+          <w:tcPr>
+            <w:tcW w:w="2808" w:type="dxa"/>
+            <w:vAlign w:val="center"/>
+          </w:tcPr>
+          <w:p>
+            <w:r>
+              <w:rPr>
+                <w:color w:val="7030A0"/>
+                <w:sz w:val="16"/>
+              </w:rPr>
+              <w:t>0,287 s</w:t>
+            </w:r>
+          </w:p>
+        </w:tc>
+      </w:tr>
+      <w:tr>
+        <w:trPr>
+          <w:cantSplit/>
+          <w:jc w:val="center"/>
+        </w:trPr>
+        <w:tc>
+          <w:tcPr>
+            <w:tcW w:w="3168" w:type="dxa"/>
+            <w:vAlign w:val="center"/>
+          </w:tcPr>
+          <w:p>
+            <w:r>
+              <w:rPr>
+                <w:color w:val="7030A0"/>
+                <w:sz w:val="16"/>
+              </w:rPr>
+              <w:lastRenderedPageBreak/>
+              <w:t>p_fact empírica</w:t>
+            </w:r>
+            <w:r>
+              <w:rPr>
+                <w:color w:val="7030A0"/>
+                <w:sz w:val="16"/>
+              </w:rPr>
+              <w:br/>
+              <w:t>(maxiter=25, shots=160)</w:t>
+            </w:r>
+          </w:p>
+        </w:tc>
+        <w:tc>
+          <w:tcPr>
+            <w:tcW w:w="2520" w:type="dxa"/>
+            <w:vAlign w:val="center"/>
+          </w:tcPr>
+          <w:p>
+            <w:r>
+              <w:rPr>
+                <w:color w:val="7030A0"/>
+                <w:sz w:val="16"/>
+              </w:rPr>
+              <w:t>0,0 %</w:t>
+            </w:r>
+          </w:p>
+        </w:tc>
+        <w:tc>
+          <w:tcPr>
+            <w:tcW w:w="2808" w:type="dxa"/>
+            <w:vAlign w:val="center"/>
+          </w:tcPr>
+          <w:p>
+            <w:r>
+              <w:rPr>
+                <w:color w:val="7030A0"/>
+                <w:sz w:val="16"/>
+              </w:rPr>
+              <w:t>68,13 %</w:t>
+            </w:r>
+          </w:p>
+        </w:tc>
+      </w:tr>
+      <w:tr>
+        <w:trPr>
+          <w:cantSplit/>
+          <w:jc w:val="center"/>
+        </w:trPr>
+        <w:tc>
+          <w:tcPr>
+            <w:tcW w:w="3168" w:type="dxa"/>
+            <w:vAlign w:val="center"/>
+          </w:tcPr>
+          <w:p>
+            <w:r>
+              <w:rPr>
+                <w:color w:val="7030A0"/>
+                <w:sz w:val="16"/>
+              </w:rPr>
+              <w:t>p_opt empírica</w:t>
+            </w:r>
+            <w:r>
+              <w:rPr>
+                <w:color w:val="7030A0"/>
+                <w:sz w:val="16"/>
+              </w:rPr>
+              <w:br/>
+              <w:t>(maxiter=25, shots=160)</w:t>
+            </w:r>
+          </w:p>
+        </w:tc>
+        <w:tc>
+          <w:tcPr>
+            <w:tcW w:w="2520" w:type="dxa"/>
+            <w:vAlign w:val="center"/>
+          </w:tcPr>
+          <w:p>
+            <w:r>
+              <w:rPr>
+                <w:color w:val="7030A0"/>
+                <w:sz w:val="16"/>
+              </w:rPr>
+              <w:t>0,0 %</w:t>
+            </w:r>
+          </w:p>
+        </w:tc>
+        <w:tc>
+          <w:tcPr>
+            <w:tcW w:w="2808" w:type="dxa"/>
+            <w:vAlign w:val="center"/>
+          </w:tcPr>
+          <w:p>
+            <w:r>
+              <w:rPr>
+                <w:color w:val="7030A0"/>
+                <w:sz w:val="16"/>
+              </w:rPr>
+              <w:t>65,63 %</w:t>
+            </w:r>
+          </w:p>
+        </w:tc>
+      </w:tr>
+      <w:tr>
+        <w:trPr>
+          <w:cantSplit/>
+          <w:jc w:val="center"/>
+        </w:trPr>
+        <w:tc>
+          <w:tcPr>
+            <w:tcW w:w="3168" w:type="dxa"/>
+            <w:vAlign w:val="center"/>
+          </w:tcPr>
+          <w:p>
+            <w:r>
+              <w:rPr>
+                <w:color w:val="7030A0"/>
+                <w:sz w:val="16"/>
+              </w:rPr>
+              <w:t>TTS_99 estimado</w:t>
+            </w:r>
+          </w:p>
+        </w:tc>
+        <w:tc>
+          <w:tcPr>
+            <w:tcW w:w="2520" w:type="dxa"/>
+            <w:vAlign w:val="center"/>
+          </w:tcPr>
+          <w:p>
+            <w:r>
+              <w:rPr>
+                <w:color w:val="7030A0"/>
+                <w:sz w:val="16"/>
+              </w:rPr>
+              <w:t>No estimable</w:t>
+            </w:r>
+          </w:p>
+        </w:tc>
+        <w:tc>
+          <w:tcPr>
+            <w:tcW w:w="2808" w:type="dxa"/>
+            <w:vAlign w:val="center"/>
+          </w:tcPr>
+          <w:p>
+            <w:r>
+              <w:rPr>
+                <w:color w:val="7030A0"/>
+                <w:sz w:val="16"/>
+              </w:rPr>
+              <w:t>0,0087–0,2872 s</w:t>
+            </w:r>
+          </w:p>
+        </w:tc>
+      </w:tr>
+      <w:tr>
+        <w:trPr>
+          <w:cantSplit/>
+          <w:jc w:val="center"/>
+        </w:trPr>
+        <w:tc>
+          <w:tcPr>
+            <w:tcW w:w="3168" w:type="dxa"/>
+            <w:vAlign w:val="center"/>
+          </w:tcPr>
+          <w:p>
+            <w:r>
+              <w:rPr>
+                <w:color w:val="7030A0"/>
+                <w:sz w:val="16"/>
+              </w:rPr>
+              <w:t>Mejor solución devuelta</w:t>
+            </w:r>
+          </w:p>
+        </w:tc>
+        <w:tc>
+          <w:tcPr>
+            <w:tcW w:w="2520" w:type="dxa"/>
+            <w:vAlign w:val="center"/>
+          </w:tcPr>
+          <w:p>
+            <w:r>
+              <w:rPr>
+                <w:color w:val="7030A0"/>
+                <w:sz w:val="16"/>
+              </w:rPr>
+              <w:t>No factible</w:t>
+            </w:r>
+          </w:p>
+        </w:tc>
+        <w:tc>
+          <w:tcPr>
+            <w:tcW w:w="2808" w:type="dxa"/>
+            <w:vAlign w:val="center"/>
+          </w:tcPr>
+          <w:p>
+            <w:r>
+              <w:rPr>
+                <w:color w:val="7030A0"/>
+                <w:sz w:val="16"/>
+              </w:rPr>
+              <w:t>Óptimo, coste 2</w:t>
+            </w:r>
+          </w:p>
+        </w:tc>
+      </w:tr>
+    </w:tbl>
+    <w:p>
+      <w:pPr>
+        <w:spacing w:after="100" w:line="240" w:lineRule="auto"/>
+      </w:pPr>
+      <w:r>
+        <w:rPr>
+          <w:color w:val="7030A0"/>
+        </w:rPr>
+        <w:t>La diferencia no demuestra una ventaja cuántica ni que la formulación compacta sea mejor en general. Lo que sí observo es que, para la misma instancia y el mismo coste p-median sobre las soluciones factibles, la codificación cambia radicalmente los recursos y el paisaje energético que ve QAOA. Al pasar de 20 a 4 qubits, la fracción factible del espacio aumenta de 0,0092 % a 37,5 % y el algoritmo sí devuelve soluciones factibles y óptimas con alta probabilidad en las configuraciones evaluadas. Para mí, este resultado convierte la formulación matemática en parte del propio diseño del algoritmo cuántico, no en un paso puramente previo.</w:t>
+      </w:r>
+    </w:p>
+    <w:p>
+      <w:pPr>
+        <w:keepNext/>
+        <w:spacing w:before="80" w:after="40" w:line="240" w:lineRule="auto"/>
+        <w:jc w:val="center"/>
+      </w:pPr>
+      <w:r>
+        <w:rPr>
+          <w:noProof/>
+        </w:rPr>
+        <w:drawing>
+          <wp:inline distT="0" distB="0" distL="0" distR="0" wp14:anchorId="10A27FB0" wp14:editId="45092CAC">
+            <wp:extent cx="5257800" cy="4620802"/>
+            <wp:effectExtent l="0" t="0" r="0" b="0"/>
+            <wp:docPr id="915094797" name="Picture 915094797"/>
+            <wp:cNvGraphicFramePr>
+              <a:graphicFrameLocks xmlns:a="http://schemas.openxmlformats.org/drawingml/2006/main" noChangeAspect="1"/>
+            </wp:cNvGraphicFramePr>
+            <a:graphic xmlns:a="http://schemas.openxmlformats.org/drawingml/2006/main">
+              <a:graphicData uri="http://schemas.openxmlformats.org/drawingml/2006/picture">
+                <pic:pic xmlns:pic="http://schemas.openxmlformats.org/drawingml/2006/picture">
+                  <pic:nvPicPr>
+                    <pic:cNvPr id="0" name="comparativa_qaoa_20q_vs_4q(2).png"/>
+                    <pic:cNvPicPr/>
+                  </pic:nvPicPr>
+                  <pic:blipFill>
+                    <a:blip r:embed="rId7"/>
+                    <a:stretch>
+                      <a:fillRect/>
+                    </a:stretch>
+                  </pic:blipFill>
+                  <pic:spPr>
+                    <a:xfrm>
+                      <a:off x="0" y="0"/>
+                      <a:ext cx="5257800" cy="4620802"/>
+                    </a:xfrm>
+                    <a:prstGeom prst="rect">
+                      <a:avLst/>
+                    </a:prstGeom>
+                  </pic:spPr>
+                </pic:pic>
+              </a:graphicData>
+            </a:graphic>
+          </wp:inline>
+        </w:drawing>
+      </w:r>
+    </w:p>
+    <w:p>
+      <w:pPr>
+        <w:spacing w:line="240" w:lineRule="auto"/>
+        <w:jc w:val="center"/>
+      </w:pPr>
+      <w:r>
+        <w:rPr>
+          <w:i/>
+          <w:color w:val="7030A0"/>
+          <w:sz w:val="17"/>
+        </w:rPr>
+        <w:t>Comparación final entre la codificación QUBO directa de 20 qubits y la formulación compacta de 4 qubits para k=2.</w:t>
+      </w:r>
+    </w:p>
+    <w:p>
+      <w:pPr>
+        <w:pStyle w:val="Ttulo1"/>
+        <w:pageBreakBefore/>
+        <w:rPr>
+          <w:rFonts w:asciiTheme="minorHAnsi" w:hAnsiTheme="minorHAnsi" w:cstheme="minorHAnsi"/>
+          <w:b/>
+          <w:bCs/>
+          <w:sz w:val="22"/>
+          <w:szCs w:val="22"/>
+        </w:rPr>
+      </w:pPr>
+      <w:r>
+        <w:rPr>
+          <w:rFonts w:asciiTheme="minorHAnsi" w:hAnsiTheme="minorHAnsi" w:cstheme="minorHAnsi"/>
+          <w:b/>
+          <w:bCs/>
+          <w:color w:val="auto"/>
+          <w:sz w:val="22"/>
+          <w:szCs w:val="22"/>
+        </w:rPr>
+        <w:lastRenderedPageBreak/>
+        <w:t>Resumen del caso</w:t>
+      </w:r>
+    </w:p>
+    <w:p>
+      <w:pPr>
+        <w:spacing w:after="120"/>
+        <w:rPr>
+          <w:rFonts w:cstheme="minorHAnsi"/>
+        </w:rPr>
+      </w:pPr>
+    </w:p>
+    <w:tbl>
+      <w:tblPr>
+        <w:tblStyle w:val="Tablaconcuadrcula"/>
+        <w:tblW w:w="0" w:type="auto"/>
+        <w:jc w:val="center"/>
+        <w:tblLook w:val="04A0" w:firstRow="1" w:lastRow="0" w:firstColumn="1" w:lastColumn="0" w:noHBand="0" w:noVBand="1"/>
+      </w:tblPr>
+      <w:tblGrid>
+        <w:gridCol w:w="1546"/>
+        <w:gridCol w:w="3347"/>
+        <w:gridCol w:w="3601"/>
       </w:tblGrid>
       <w:tr>
         <w:trPr>
@@ -11109,7 +11873,104 @@
           </w:p>
         </w:tc>
       </w:tr>
+      <w:tr>
+        <w:trPr>
+          <w:cantSplit/>
+          <w:jc w:val="center"/>
+        </w:trPr>
+        <w:tc>
+          <w:tcPr>
+            <w:tcW w:w="1540" w:type="dxa"/>
+          </w:tcPr>
+          <w:p>
+            <w:r>
+              <w:rPr>
+                <w:color w:val="7030A0"/>
+                <w:sz w:val="17"/>
+              </w:rPr>
+              <w:t>Diagnóstico unitario QAOA 20q</w:t>
+            </w:r>
+          </w:p>
+        </w:tc>
+        <w:tc>
+          <w:tcPr>
+            <w:tcW w:w="3350" w:type="dxa"/>
+          </w:tcPr>
+          <w:p>
+            <w:r>
+              <w:rPr>
+                <w:color w:val="7030A0"/>
+                <w:sz w:val="17"/>
+              </w:rPr>
+              <w:t>Máx. en rejilla: p_fact=0,0769 %, p_opt=0,0099 %</w:t>
+            </w:r>
+          </w:p>
+        </w:tc>
+        <w:tc>
+          <w:tcPr>
+            <w:tcW w:w="3604" w:type="dxa"/>
+          </w:tcPr>
+          <w:p>
+            <w:r>
+              <w:rPr>
+                <w:color w:val="7030A0"/>
+                <w:sz w:val="17"/>
+              </w:rPr>
+              <w:t>Explico por qué el 0 % empírico es plausible sin generalizar el resultado a QAOA.</w:t>
+            </w:r>
+          </w:p>
+        </w:tc>
+      </w:tr>
+      <w:tr>
+        <w:trPr>
+          <w:cantSplit/>
+          <w:jc w:val="center"/>
+        </w:trPr>
+        <w:tc>
+          <w:tcPr>
+            <w:tcW w:w="1540" w:type="dxa"/>
+          </w:tcPr>
+          <w:p>
+            <w:r>
+              <w:rPr>
+                <w:color w:val="7030A0"/>
+                <w:sz w:val="17"/>
+              </w:rPr>
+              <w:t>QAOA compacto (k=2)</w:t>
+            </w:r>
+          </w:p>
+        </w:tc>
+        <w:tc>
+          <w:tcPr>
+            <w:tcW w:w="3350" w:type="dxa"/>
+          </w:tcPr>
+          <w:p>
+            <w:r>
+              <w:rPr>
+                <w:color w:val="7030A0"/>
+                <w:sz w:val="17"/>
+              </w:rPr>
+              <w:t>4 qubits; 0,287 s; p_fact=68,13 %; p_opt=65,63 %; óptimo</w:t>
+            </w:r>
+          </w:p>
+        </w:tc>
+        <w:tc>
+          <w:tcPr>
+            <w:tcW w:w="3604" w:type="dxa"/>
+          </w:tcPr>
+          <w:p>
+            <w:r>
+              <w:rPr>
+                <w:color w:val="7030A0"/>
+                <w:sz w:val="17"/>
+              </w:rPr>
+              <w:t>Muestro que la codificación condiciona de forma decisiva la viabilidad práctica de la instancia.</w:t>
+            </w:r>
+          </w:p>
+        </w:tc>
+      </w:tr>
     </w:tbl>
+    <w:p/>
     <w:p/>
     <w:sectPr>
       <w:pgSz w:w="11906" w:h="16838"/>
@@ -11678,7 +12539,7 @@
   <w:style w:type="paragraph" w:default="1" w:styleId="Normal">
     <w:name w:val="Normal"/>
     <w:qFormat/>
-    <w:rsid w:val="00DF57D3"/>
+    <w:rsid w:val="00E61906"/>
   </w:style>
   <w:style w:type="paragraph" w:styleId="Ttulo1">
     <w:name w:val="heading 1"/>
